--- a/Collatio/16/3. Rúbrica/Rúbrica 16.docx
+++ b/Collatio/16/3. Rúbrica/Rúbrica 16.docx
@@ -5,28 +5,30 @@
     <w:p>
       <w:pPr>
         <w:rPr>
-          <w:rFonts w:ascii="Garamond" w:hAnsi="Garamond"/>
+          <w:rFonts w:ascii="Brill" w:hAnsi="Brill"/>
           <w:lang w:val="es-ES"/>
         </w:rPr>
       </w:pPr>
       <w:r>
         <w:rPr>
-          <w:rFonts w:ascii="Garamond" w:hAnsi="Garamond"/>
+          <w:rFonts w:ascii="Brill" w:hAnsi="Brill"/>
           <w:lang w:val="es-ES"/>
         </w:rPr>
         <w:t xml:space="preserve">Capítulo </w:t>
       </w:r>
-      <w:r>
-        <w:rPr>
-          <w:rFonts w:ascii="Garamond" w:hAnsi="Garamond"/>
+      <w:proofErr w:type="spellStart"/>
+      <w:r>
+        <w:rPr>
+          <w:rFonts w:ascii="Brill" w:hAnsi="Brill"/>
           <w:smallCaps/>
           <w:lang w:val="es-ES"/>
         </w:rPr>
         <w:t>xvi</w:t>
       </w:r>
-      <w:r>
-        <w:rPr>
-          <w:rFonts w:ascii="Garamond" w:hAnsi="Garamond"/>
+      <w:proofErr w:type="spellEnd"/>
+      <w:r>
+        <w:rPr>
+          <w:rFonts w:ascii="Brill" w:hAnsi="Brill"/>
           <w:lang w:val="es-ES"/>
         </w:rPr>
         <w:t>. ¿</w:t>
@@ -35,7 +37,7 @@
     <w:p>
       <w:pPr>
         <w:rPr>
-          <w:rFonts w:ascii="Garamond" w:hAnsi="Garamond"/>
+          <w:rFonts w:ascii="Brill" w:hAnsi="Brill"/>
           <w:lang w:val="es-ES"/>
         </w:rPr>
       </w:pPr>
@@ -43,70 +45,48 @@
     <w:p>
       <w:pPr>
         <w:rPr>
-          <w:rFonts w:ascii="Garamond" w:hAnsi="Garamond"/>
+          <w:rFonts w:ascii="Brill" w:hAnsi="Brill"/>
           <w:color w:val="FF0000"/>
           <w:lang w:val="es-ES"/>
         </w:rPr>
       </w:pPr>
       <w:r>
         <w:rPr>
-          <w:rFonts w:ascii="Garamond" w:hAnsi="Garamond"/>
+          <w:rFonts w:ascii="Brill" w:hAnsi="Brill"/>
           <w:lang w:val="es-ES"/>
         </w:rPr>
         <w:t>A: 20va</w:t>
       </w:r>
       <w:r>
         <w:rPr>
-          <w:rFonts w:ascii="Garamond" w:hAnsi="Garamond"/>
-          <w:color w:val="FF0000"/>
-          <w:lang w:val="es-ES"/>
-        </w:rPr>
-        <w:t xml:space="preserve"> </w:t>
-      </w:r>
-      <w:r>
-        <w:rPr>
-          <w:rFonts w:ascii="Garamond" w:hAnsi="Garamond"/>
-          <w:color w:val="FF0000"/>
-          <w:lang w:val="es-ES"/>
-        </w:rPr>
-        <w:t>Cap</w:t>
-      </w:r>
-      <w:r>
-        <w:rPr>
-          <w:rFonts w:ascii="Garamond" w:hAnsi="Garamond"/>
-          <w:color w:val="FF0000"/>
-          <w:lang w:val="es-ES"/>
-        </w:rPr>
-        <w:t>í</w:t>
-      </w:r>
-      <w:r>
-        <w:rPr>
-          <w:rFonts w:ascii="Garamond" w:hAnsi="Garamond"/>
-          <w:color w:val="FF0000"/>
-          <w:lang w:val="es-ES"/>
-        </w:rPr>
-        <w:t>tulo</w:t>
-      </w:r>
-      <w:r>
-        <w:rPr>
-          <w:rFonts w:ascii="Garamond" w:hAnsi="Garamond"/>
-          <w:color w:val="FF0000"/>
-          <w:lang w:val="es-ES"/>
-        </w:rPr>
-        <w:t xml:space="preserve"> </w:t>
-      </w:r>
-      <w:r>
-        <w:rPr>
-          <w:rFonts w:ascii="Garamond" w:hAnsi="Garamond"/>
+          <w:rFonts w:ascii="Brill" w:hAnsi="Brill"/>
+          <w:color w:val="FF0000"/>
+          <w:lang w:val="es-ES"/>
+        </w:rPr>
+        <w:t xml:space="preserve"> </w:t>
+      </w:r>
+      <w:r>
+        <w:rPr>
+          <w:rFonts w:ascii="Brill" w:hAnsi="Brill"/>
+          <w:color w:val="FF0000"/>
+          <w:lang w:val="es-ES"/>
+        </w:rPr>
+        <w:t xml:space="preserve">Capítulo </w:t>
+      </w:r>
+      <w:proofErr w:type="spellStart"/>
+      <w:r>
+        <w:rPr>
+          <w:rFonts w:ascii="Brill" w:hAnsi="Brill"/>
           <w:smallCaps/>
           <w:color w:val="FF0000"/>
           <w:lang w:val="es-ES"/>
         </w:rPr>
         <w:t>xvi</w:t>
       </w:r>
-      <w:r>
-        <w:rPr>
-          <w:rFonts w:ascii="Garamond" w:hAnsi="Garamond"/>
+      <w:proofErr w:type="spellEnd"/>
+      <w:r>
+        <w:rPr>
+          <w:rFonts w:ascii="Brill" w:hAnsi="Brill"/>
           <w:color w:val="FF0000"/>
           <w:lang w:val="es-ES"/>
         </w:rPr>
@@ -114,15 +94,15 @@
       </w:r>
       <w:r>
         <w:rPr>
-          <w:rFonts w:ascii="Garamond" w:hAnsi="Garamond"/>
-          <w:color w:val="FF0000"/>
-          <w:lang w:val="es-ES"/>
-        </w:rPr>
-        <w:t xml:space="preserve"> </w:t>
-      </w:r>
-      <w:r>
-        <w:rPr>
-          <w:rFonts w:ascii="Garamond" w:hAnsi="Garamond"/>
+          <w:rFonts w:ascii="Brill" w:hAnsi="Brill"/>
+          <w:color w:val="FF0000"/>
+          <w:lang w:val="es-ES"/>
+        </w:rPr>
+        <w:t xml:space="preserve"> </w:t>
+      </w:r>
+      <w:r>
+        <w:rPr>
+          <w:rFonts w:ascii="Brill" w:hAnsi="Brill"/>
           <w:color w:val="FF0000"/>
           <w:lang w:val="es-ES"/>
         </w:rPr>
@@ -130,28 +110,14 @@
       </w:r>
       <w:r>
         <w:rPr>
-          <w:rFonts w:ascii="Garamond" w:hAnsi="Garamond"/>
-          <w:color w:val="FF0000"/>
-        </w:rPr>
-        <w:t>or qu</w:t>
-      </w:r>
-      <w:r>
-        <w:rPr>
-          <w:rFonts w:ascii="Garamond" w:hAnsi="Garamond"/>
-          <w:color w:val="FF0000"/>
-        </w:rPr>
-        <w:t>é</w:t>
-      </w:r>
-      <w:r>
-        <w:rPr>
-          <w:rFonts w:ascii="Garamond" w:hAnsi="Garamond"/>
-          <w:color w:val="FF0000"/>
-        </w:rPr>
-        <w:t xml:space="preserve"> ra</w:t>
-      </w:r>
-      <w:r>
-        <w:rPr>
-          <w:rFonts w:ascii="Garamond" w:hAnsi="Garamond"/>
+          <w:rFonts w:ascii="Brill" w:hAnsi="Brill"/>
+          <w:color w:val="FF0000"/>
+        </w:rPr>
+        <w:t>or qué ra</w:t>
+      </w:r>
+      <w:r>
+        <w:rPr>
+          <w:rFonts w:ascii="Brill" w:hAnsi="Brill"/>
           <w:color w:val="FF0000"/>
           <w:lang w:val="es-ES"/>
         </w:rPr>
@@ -159,29 +125,22 @@
       </w:r>
       <w:r>
         <w:rPr>
-          <w:rFonts w:ascii="Garamond" w:hAnsi="Garamond"/>
-          <w:color w:val="FF0000"/>
-        </w:rPr>
-        <w:t>ó</w:t>
-      </w:r>
-      <w:r>
-        <w:rPr>
-          <w:rFonts w:ascii="Garamond" w:hAnsi="Garamond"/>
-          <w:color w:val="FF0000"/>
-        </w:rPr>
-        <w:t>n</w:t>
-      </w:r>
-      <w:r>
-        <w:rPr>
-          <w:rFonts w:ascii="Garamond" w:hAnsi="Garamond"/>
-          <w:color w:val="FF0000"/>
-          <w:lang w:val="es-ES"/>
-        </w:rPr>
-        <w:t xml:space="preserve"> </w:t>
-      </w:r>
-      <w:r>
-        <w:rPr>
-          <w:rFonts w:ascii="Garamond" w:hAnsi="Garamond"/>
+          <w:rFonts w:ascii="Brill" w:hAnsi="Brill"/>
+          <w:color w:val="FF0000"/>
+        </w:rPr>
+        <w:t>ón</w:t>
+      </w:r>
+      <w:r>
+        <w:rPr>
+          <w:rFonts w:ascii="Brill" w:hAnsi="Brill"/>
+          <w:color w:val="FF0000"/>
+          <w:lang w:val="es-ES"/>
+        </w:rPr>
+        <w:t xml:space="preserve"> </w:t>
+      </w:r>
+      <w:r>
+        <w:rPr>
+          <w:rFonts w:ascii="Brill" w:hAnsi="Brill"/>
           <w:color w:val="FF0000"/>
           <w:lang w:val="es-ES"/>
         </w:rPr>
@@ -189,7 +148,7 @@
       </w:r>
       <w:r>
         <w:rPr>
-          <w:rFonts w:ascii="Garamond" w:hAnsi="Garamond"/>
+          <w:rFonts w:ascii="Brill" w:hAnsi="Brill"/>
           <w:color w:val="FF0000"/>
           <w:lang w:val="es-ES"/>
         </w:rPr>
@@ -197,7 +156,7 @@
       </w:r>
       <w:r>
         <w:rPr>
-          <w:rFonts w:ascii="Garamond" w:hAnsi="Garamond"/>
+          <w:rFonts w:ascii="Brill" w:hAnsi="Brill"/>
           <w:color w:val="FF0000"/>
           <w:lang w:val="es-ES"/>
         </w:rPr>
@@ -205,7 +164,7 @@
       </w:r>
       <w:r>
         <w:rPr>
-          <w:rFonts w:ascii="Garamond" w:hAnsi="Garamond"/>
+          <w:rFonts w:ascii="Brill" w:hAnsi="Brill"/>
           <w:color w:val="FF0000"/>
           <w:lang w:val="es-ES"/>
         </w:rPr>
@@ -213,7 +172,7 @@
       </w:r>
       <w:r>
         <w:rPr>
-          <w:rFonts w:ascii="Garamond" w:hAnsi="Garamond"/>
+          <w:rFonts w:ascii="Brill" w:hAnsi="Brill"/>
           <w:color w:val="FF0000"/>
           <w:lang w:val="es-ES"/>
         </w:rPr>
@@ -221,24 +180,26 @@
       </w:r>
       <w:r>
         <w:rPr>
-          <w:rFonts w:ascii="Garamond" w:hAnsi="Garamond"/>
+          <w:rFonts w:ascii="Brill" w:hAnsi="Brill"/>
           <w:color w:val="FF0000"/>
           <w:lang w:val="es-ES"/>
         </w:rPr>
         <w:t>·</w:t>
       </w:r>
-      <w:r>
-        <w:rPr>
-          <w:rFonts w:ascii="Garamond" w:hAnsi="Garamond"/>
+      <w:proofErr w:type="spellStart"/>
+      <w:r>
+        <w:rPr>
+          <w:rFonts w:ascii="Brill" w:hAnsi="Brill"/>
           <w:smallCaps/>
           <w:color w:val="FF0000"/>
           <w:lang w:val="es-ES"/>
         </w:rPr>
         <w:t>xxxiii</w:t>
       </w:r>
-      <w:r>
-        <w:rPr>
-          <w:rFonts w:ascii="Garamond" w:hAnsi="Garamond"/>
+      <w:proofErr w:type="spellEnd"/>
+      <w:r>
+        <w:rPr>
+          <w:rFonts w:ascii="Brill" w:hAnsi="Brill"/>
           <w:color w:val="FF0000"/>
           <w:lang w:val="es-ES"/>
         </w:rPr>
@@ -246,7 +207,7 @@
       </w:r>
       <w:r>
         <w:rPr>
-          <w:rFonts w:ascii="Garamond" w:hAnsi="Garamond"/>
+          <w:rFonts w:ascii="Brill" w:hAnsi="Brill"/>
           <w:color w:val="FF0000"/>
           <w:lang w:val="es-ES"/>
         </w:rPr>
@@ -254,7 +215,7 @@
       </w:r>
       <w:r>
         <w:rPr>
-          <w:rFonts w:ascii="Garamond" w:hAnsi="Garamond"/>
+          <w:rFonts w:ascii="Brill" w:hAnsi="Brill"/>
           <w:color w:val="FF0000"/>
           <w:lang w:val="es-ES"/>
         </w:rPr>
@@ -262,15 +223,33 @@
       </w:r>
       <w:r>
         <w:rPr>
-          <w:rFonts w:ascii="Garamond" w:hAnsi="Garamond"/>
-          <w:color w:val="FF0000"/>
-          <w:lang w:val="es-ES"/>
-        </w:rPr>
-        <w:t>uando priso muerte en la cruz</w:t>
-      </w:r>
-      <w:r>
-        <w:rPr>
-          <w:rFonts w:ascii="Garamond" w:hAnsi="Garamond"/>
+          <w:rFonts w:ascii="Brill" w:hAnsi="Brill"/>
+          <w:color w:val="FF0000"/>
+          <w:lang w:val="es-ES"/>
+        </w:rPr>
+        <w:t xml:space="preserve">uando </w:t>
+      </w:r>
+      <w:proofErr w:type="spellStart"/>
+      <w:r>
+        <w:rPr>
+          <w:rFonts w:ascii="Brill" w:hAnsi="Brill"/>
+          <w:color w:val="FF0000"/>
+          <w:lang w:val="es-ES"/>
+        </w:rPr>
+        <w:t>priso</w:t>
+      </w:r>
+      <w:proofErr w:type="spellEnd"/>
+      <w:r>
+        <w:rPr>
+          <w:rFonts w:ascii="Brill" w:hAnsi="Brill"/>
+          <w:color w:val="FF0000"/>
+          <w:lang w:val="es-ES"/>
+        </w:rPr>
+        <w:t xml:space="preserve"> muerte en la cruz</w:t>
+      </w:r>
+      <w:r>
+        <w:rPr>
+          <w:rFonts w:ascii="Brill" w:hAnsi="Brill"/>
           <w:color w:val="FF0000"/>
           <w:lang w:val="es-ES"/>
         </w:rPr>
@@ -280,7 +259,7 @@
     <w:p>
       <w:pPr>
         <w:rPr>
-          <w:rFonts w:ascii="Garamond" w:eastAsia="Calibri" w:hAnsi="Garamond" w:cs="Times New Roman (Corps CS)"/>
+          <w:rFonts w:ascii="Brill" w:eastAsia="Calibri" w:hAnsi="Brill" w:cs="Times New Roman (Corps CS)"/>
           <w:color w:val="FF0000"/>
           <w:kern w:val="2"/>
           <w:lang w:val="es-ES"/>
@@ -289,26 +268,39 @@
       </w:pPr>
       <w:r>
         <w:rPr>
-          <w:rFonts w:ascii="Garamond" w:eastAsia="Calibri" w:hAnsi="Garamond" w:cs="Times New Roman (Corps CS)"/>
+          <w:rFonts w:ascii="Brill" w:eastAsia="Calibri" w:hAnsi="Brill" w:cs="Times New Roman (Corps CS)"/>
           <w:kern w:val="2"/>
           <w:lang w:val="es-ES"/>
           <w14:ligatures w14:val="standardContextual"/>
         </w:rPr>
         <w:t xml:space="preserve">B: 1rb </w:t>
       </w:r>
-      <w:r>
-        <w:rPr>
-          <w:rFonts w:ascii="Garamond" w:eastAsia="Calibri" w:hAnsi="Garamond" w:cs="Times New Roman (Corps CS)"/>
-          <w:color w:val="FF0000"/>
-          <w:kern w:val="2"/>
-          <w:lang w:val="es-ES"/>
-          <w14:ligatures w14:val="standardContextual"/>
-        </w:rPr>
-        <w:t xml:space="preserve">Títolo </w:t>
-      </w:r>
-      <w:r>
-        <w:rPr>
-          <w:rFonts w:ascii="Garamond" w:eastAsia="Calibri" w:hAnsi="Garamond" w:cs="Times New Roman (Corps CS)"/>
+      <w:proofErr w:type="spellStart"/>
+      <w:r>
+        <w:rPr>
+          <w:rFonts w:ascii="Brill" w:eastAsia="Calibri" w:hAnsi="Brill" w:cs="Times New Roman (Corps CS)"/>
+          <w:color w:val="FF0000"/>
+          <w:kern w:val="2"/>
+          <w:lang w:val="es-ES"/>
+          <w14:ligatures w14:val="standardContextual"/>
+        </w:rPr>
+        <w:t>Títolo</w:t>
+      </w:r>
+      <w:proofErr w:type="spellEnd"/>
+      <w:r>
+        <w:rPr>
+          <w:rFonts w:ascii="Brill" w:eastAsia="Calibri" w:hAnsi="Brill" w:cs="Times New Roman (Corps CS)"/>
+          <w:color w:val="FF0000"/>
+          <w:kern w:val="2"/>
+          <w:lang w:val="es-ES"/>
+          <w14:ligatures w14:val="standardContextual"/>
+        </w:rPr>
+        <w:t xml:space="preserve"> </w:t>
+      </w:r>
+      <w:proofErr w:type="spellStart"/>
+      <w:r>
+        <w:rPr>
+          <w:rFonts w:ascii="Brill" w:eastAsia="Calibri" w:hAnsi="Brill" w:cs="Times New Roman (Corps CS)"/>
           <w:smallCaps/>
           <w:color w:val="FF0000"/>
           <w:kern w:val="2"/>
@@ -317,19 +309,65 @@
         </w:rPr>
         <w:t>xvi</w:t>
       </w:r>
-      <w:r>
-        <w:rPr>
-          <w:rFonts w:ascii="Garamond" w:eastAsia="Calibri" w:hAnsi="Garamond" w:cs="Times New Roman (Corps CS)"/>
-          <w:color w:val="FF0000"/>
-          <w:kern w:val="2"/>
-          <w:lang w:val="es-ES"/>
-          <w14:ligatures w14:val="standardContextual"/>
-        </w:rPr>
-        <w:t xml:space="preserve">. ¿Por qué razón quiso Nuestro Señor cuando morió ser de hedat de </w:t>
-      </w:r>
-      <w:r>
-        <w:rPr>
-          <w:rFonts w:ascii="Garamond" w:eastAsia="Calibri" w:hAnsi="Garamond" w:cs="Times New Roman (Corps CS)"/>
+      <w:proofErr w:type="spellEnd"/>
+      <w:r>
+        <w:rPr>
+          <w:rFonts w:ascii="Brill" w:eastAsia="Calibri" w:hAnsi="Brill" w:cs="Times New Roman (Corps CS)"/>
+          <w:color w:val="FF0000"/>
+          <w:kern w:val="2"/>
+          <w:lang w:val="es-ES"/>
+          <w14:ligatures w14:val="standardContextual"/>
+        </w:rPr>
+        <w:t xml:space="preserve">. ¿Por qué razón quiso Nuestro Señor cuando </w:t>
+      </w:r>
+      <w:proofErr w:type="spellStart"/>
+      <w:r>
+        <w:rPr>
+          <w:rFonts w:ascii="Brill" w:eastAsia="Calibri" w:hAnsi="Brill" w:cs="Times New Roman (Corps CS)"/>
+          <w:color w:val="FF0000"/>
+          <w:kern w:val="2"/>
+          <w:lang w:val="es-ES"/>
+          <w14:ligatures w14:val="standardContextual"/>
+        </w:rPr>
+        <w:t>morió</w:t>
+      </w:r>
+      <w:proofErr w:type="spellEnd"/>
+      <w:r>
+        <w:rPr>
+          <w:rFonts w:ascii="Brill" w:eastAsia="Calibri" w:hAnsi="Brill" w:cs="Times New Roman (Corps CS)"/>
+          <w:color w:val="FF0000"/>
+          <w:kern w:val="2"/>
+          <w:lang w:val="es-ES"/>
+          <w14:ligatures w14:val="standardContextual"/>
+        </w:rPr>
+        <w:t xml:space="preserve"> ser de </w:t>
+      </w:r>
+      <w:proofErr w:type="spellStart"/>
+      <w:r>
+        <w:rPr>
+          <w:rFonts w:ascii="Brill" w:eastAsia="Calibri" w:hAnsi="Brill" w:cs="Times New Roman (Corps CS)"/>
+          <w:color w:val="FF0000"/>
+          <w:kern w:val="2"/>
+          <w:lang w:val="es-ES"/>
+          <w14:ligatures w14:val="standardContextual"/>
+        </w:rPr>
+        <w:t>hedat</w:t>
+      </w:r>
+      <w:proofErr w:type="spellEnd"/>
+      <w:r>
+        <w:rPr>
+          <w:rFonts w:ascii="Brill" w:eastAsia="Calibri" w:hAnsi="Brill" w:cs="Times New Roman (Corps CS)"/>
+          <w:color w:val="FF0000"/>
+          <w:kern w:val="2"/>
+          <w:lang w:val="es-ES"/>
+          <w14:ligatures w14:val="standardContextual"/>
+        </w:rPr>
+        <w:t xml:space="preserve"> de </w:t>
+      </w:r>
+      <w:proofErr w:type="spellStart"/>
+      <w:r>
+        <w:rPr>
+          <w:rFonts w:ascii="Brill" w:eastAsia="Calibri" w:hAnsi="Brill" w:cs="Times New Roman (Corps CS)"/>
           <w:smallCaps/>
           <w:color w:val="FF0000"/>
           <w:kern w:val="2"/>
@@ -338,9 +376,10 @@
         </w:rPr>
         <w:t>xxxiii</w:t>
       </w:r>
-      <w:r>
-        <w:rPr>
-          <w:rFonts w:ascii="Garamond" w:eastAsia="Calibri" w:hAnsi="Garamond" w:cs="Times New Roman (Corps CS)"/>
+      <w:proofErr w:type="spellEnd"/>
+      <w:r>
+        <w:rPr>
+          <w:rFonts w:ascii="Brill" w:eastAsia="Calibri" w:hAnsi="Brill" w:cs="Times New Roman (Corps CS)"/>
           <w:color w:val="FF0000"/>
           <w:kern w:val="2"/>
           <w:lang w:val="es-ES"/>
@@ -352,59 +391,35 @@
     <w:p>
       <w:pPr>
         <w:rPr>
-          <w:rFonts w:ascii="Garamond" w:hAnsi="Garamond"/>
+          <w:rFonts w:ascii="Brill" w:hAnsi="Brill"/>
           <w:color w:val="FF0000"/>
           <w:lang w:val="es-ES"/>
         </w:rPr>
       </w:pPr>
       <w:r>
         <w:rPr>
-          <w:rFonts w:ascii="Garamond" w:hAnsi="Garamond"/>
+          <w:rFonts w:ascii="Brill" w:hAnsi="Brill"/>
           <w:lang w:val="es-ES"/>
         </w:rPr>
         <w:t xml:space="preserve">C: </w:t>
       </w:r>
       <w:r>
         <w:rPr>
-          <w:rFonts w:ascii="Garamond" w:hAnsi="Garamond"/>
+          <w:rFonts w:ascii="Brill" w:hAnsi="Brill"/>
         </w:rPr>
         <w:t xml:space="preserve">1v </w:t>
       </w:r>
       <w:r>
         <w:rPr>
-          <w:rFonts w:ascii="Garamond" w:hAnsi="Garamond"/>
-          <w:color w:val="FF0000"/>
-          <w:lang w:val="es-ES"/>
-        </w:rPr>
-        <w:t>Cap</w:t>
-      </w:r>
-      <w:r>
-        <w:rPr>
-          <w:rFonts w:ascii="Garamond" w:hAnsi="Garamond"/>
-          <w:color w:val="FF0000"/>
-          <w:lang w:val="es-ES"/>
-        </w:rPr>
-        <w:t>í</w:t>
-      </w:r>
-      <w:r>
-        <w:rPr>
-          <w:rFonts w:ascii="Garamond" w:hAnsi="Garamond"/>
-          <w:color w:val="FF0000"/>
-          <w:lang w:val="es-ES"/>
-        </w:rPr>
-        <w:t>tulo</w:t>
-      </w:r>
-      <w:r>
-        <w:rPr>
-          <w:rFonts w:ascii="Garamond" w:hAnsi="Garamond"/>
-          <w:color w:val="FF0000"/>
-          <w:lang w:val="es-ES"/>
-        </w:rPr>
-        <w:t xml:space="preserve"> </w:t>
-      </w:r>
-      <w:r>
-        <w:rPr>
-          <w:rFonts w:ascii="Garamond" w:hAnsi="Garamond"/>
+          <w:rFonts w:ascii="Brill" w:hAnsi="Brill"/>
+          <w:color w:val="FF0000"/>
+          <w:lang w:val="es-ES"/>
+        </w:rPr>
+        <w:t xml:space="preserve">Capítulo </w:t>
+      </w:r>
+      <w:r>
+        <w:rPr>
+          <w:rFonts w:ascii="Brill" w:hAnsi="Brill"/>
           <w:smallCaps/>
           <w:color w:val="FF0000"/>
         </w:rPr>
@@ -412,14 +427,14 @@
       </w:r>
       <w:r>
         <w:rPr>
-          <w:rFonts w:ascii="Garamond" w:hAnsi="Garamond"/>
+          <w:rFonts w:ascii="Brill" w:hAnsi="Brill"/>
           <w:color w:val="FF0000"/>
         </w:rPr>
         <w:t xml:space="preserve">. </w:t>
       </w:r>
       <w:r>
         <w:rPr>
-          <w:rFonts w:ascii="Garamond" w:hAnsi="Garamond"/>
+          <w:rFonts w:ascii="Brill" w:hAnsi="Brill"/>
           <w:color w:val="FF0000"/>
           <w:lang w:val="es-ES"/>
         </w:rPr>
@@ -427,125 +442,74 @@
       </w:r>
       <w:r>
         <w:rPr>
-          <w:rFonts w:ascii="Garamond" w:hAnsi="Garamond"/>
-          <w:color w:val="FF0000"/>
-        </w:rPr>
-        <w:t>or qu</w:t>
-      </w:r>
-      <w:r>
-        <w:rPr>
-          <w:rFonts w:ascii="Garamond" w:hAnsi="Garamond"/>
-          <w:color w:val="FF0000"/>
-        </w:rPr>
-        <w:t>é</w:t>
-      </w:r>
-      <w:r>
-        <w:rPr>
-          <w:rFonts w:ascii="Garamond" w:hAnsi="Garamond"/>
-          <w:color w:val="FF0000"/>
-        </w:rPr>
-        <w:t xml:space="preserve"> raz</w:t>
-      </w:r>
-      <w:r>
-        <w:rPr>
-          <w:rFonts w:ascii="Garamond" w:hAnsi="Garamond"/>
-          <w:color w:val="FF0000"/>
-        </w:rPr>
-        <w:t>ó</w:t>
-      </w:r>
-      <w:r>
-        <w:rPr>
-          <w:rFonts w:ascii="Garamond" w:hAnsi="Garamond"/>
-          <w:color w:val="FF0000"/>
-        </w:rPr>
-        <w:t>n</w:t>
-      </w:r>
-      <w:r>
-        <w:rPr>
-          <w:rFonts w:ascii="Garamond" w:hAnsi="Garamond"/>
-          <w:color w:val="FF0000"/>
-        </w:rPr>
-        <w:t xml:space="preserve"> </w:t>
-      </w:r>
-      <w:r>
-        <w:rPr>
-          <w:rFonts w:ascii="Garamond" w:hAnsi="Garamond"/>
+          <w:rFonts w:ascii="Brill" w:hAnsi="Brill"/>
+          <w:color w:val="FF0000"/>
+        </w:rPr>
+        <w:t xml:space="preserve">or qué razón </w:t>
+      </w:r>
+      <w:r>
+        <w:rPr>
+          <w:rFonts w:ascii="Brill" w:hAnsi="Brill"/>
           <w:color w:val="FF0000"/>
         </w:rPr>
         <w:t xml:space="preserve">quiso seer </w:t>
       </w:r>
       <w:r>
         <w:rPr>
-          <w:rFonts w:ascii="Garamond" w:hAnsi="Garamond"/>
-          <w:color w:val="FF0000"/>
-          <w:lang w:val="es-ES"/>
-        </w:rPr>
-        <w:t>N</w:t>
-      </w:r>
-      <w:r>
-        <w:rPr>
-          <w:rFonts w:ascii="Garamond" w:hAnsi="Garamond"/>
-          <w:color w:val="FF0000"/>
-          <w:lang w:val="es-ES"/>
-        </w:rPr>
-        <w:t xml:space="preserve">uestro </w:t>
-      </w:r>
-      <w:r>
-        <w:rPr>
-          <w:rFonts w:ascii="Garamond" w:hAnsi="Garamond"/>
-          <w:color w:val="FF0000"/>
-          <w:lang w:val="es-ES"/>
-        </w:rPr>
-        <w:t>S</w:t>
-      </w:r>
-      <w:r>
-        <w:rPr>
-          <w:rFonts w:ascii="Garamond" w:hAnsi="Garamond"/>
-          <w:color w:val="FF0000"/>
-          <w:lang w:val="es-ES"/>
-        </w:rPr>
-        <w:t>eñor</w:t>
-      </w:r>
-      <w:r>
-        <w:rPr>
-          <w:rFonts w:ascii="Garamond" w:hAnsi="Garamond"/>
-          <w:color w:val="FF0000"/>
-        </w:rPr>
-        <w:t xml:space="preserve"> </w:t>
-      </w:r>
-      <w:r>
-        <w:rPr>
-          <w:rFonts w:ascii="Garamond" w:hAnsi="Garamond"/>
-          <w:color w:val="FF0000"/>
-        </w:rPr>
-        <w:t xml:space="preserve">de treinta e tres años </w:t>
-      </w:r>
-      <w:r>
-        <w:rPr>
-          <w:rFonts w:ascii="Garamond" w:hAnsi="Garamond"/>
-          <w:color w:val="FF0000"/>
-          <w:lang w:val="es-ES"/>
-        </w:rPr>
-        <w:t>c</w:t>
-      </w:r>
-      <w:r>
-        <w:rPr>
-          <w:rFonts w:ascii="Garamond" w:hAnsi="Garamond"/>
-          <w:color w:val="FF0000"/>
-          <w:lang w:val="es-ES"/>
-        </w:rPr>
-        <w:t xml:space="preserve">uando </w:t>
-      </w:r>
-      <w:r>
-        <w:rPr>
-          <w:rFonts w:ascii="Garamond" w:hAnsi="Garamond"/>
+          <w:rFonts w:ascii="Brill" w:hAnsi="Brill"/>
+          <w:color w:val="FF0000"/>
+          <w:lang w:val="es-ES"/>
+        </w:rPr>
+        <w:t>Nuestro Señor</w:t>
+      </w:r>
+      <w:r>
+        <w:rPr>
+          <w:rFonts w:ascii="Brill" w:hAnsi="Brill"/>
+          <w:color w:val="FF0000"/>
+        </w:rPr>
+        <w:t xml:space="preserve"> </w:t>
+      </w:r>
+      <w:r>
+        <w:rPr>
+          <w:rFonts w:ascii="Brill" w:hAnsi="Brill"/>
+          <w:color w:val="FF0000"/>
+        </w:rPr>
+        <w:t xml:space="preserve">de treinta </w:t>
+      </w:r>
+      <w:proofErr w:type="gramStart"/>
+      <w:r>
+        <w:rPr>
+          <w:rFonts w:ascii="Brill" w:hAnsi="Brill"/>
+          <w:color w:val="FF0000"/>
+        </w:rPr>
+        <w:t>e</w:t>
+      </w:r>
+      <w:proofErr w:type="gramEnd"/>
+      <w:r>
+        <w:rPr>
+          <w:rFonts w:ascii="Brill" w:hAnsi="Brill"/>
+          <w:color w:val="FF0000"/>
+        </w:rPr>
+        <w:t xml:space="preserve"> tres años </w:t>
+      </w:r>
+      <w:r>
+        <w:rPr>
+          <w:rFonts w:ascii="Brill" w:hAnsi="Brill"/>
+          <w:color w:val="FF0000"/>
+          <w:lang w:val="es-ES"/>
+        </w:rPr>
+        <w:t xml:space="preserve">cuando </w:t>
+      </w:r>
+      <w:r>
+        <w:rPr>
+          <w:rFonts w:ascii="Brill" w:hAnsi="Brill"/>
           <w:color w:val="FF0000"/>
         </w:rPr>
         <w:t>priso muerte en la cruz</w:t>
       </w:r>
       <w:r>
         <w:rPr>
-          <w:rFonts w:ascii="Garamond" w:hAnsi="Garamond"/>
+          <w:rFonts w:ascii="Brill" w:hAnsi="Brill"/>
           <w:color w:val="FF0000"/>
           <w:lang w:val="es-ES"/>
         </w:rPr>
@@ -555,59 +519,35 @@
     <w:p>
       <w:pPr>
         <w:rPr>
-          <w:rFonts w:ascii="Garamond" w:hAnsi="Garamond"/>
+          <w:rFonts w:ascii="Brill" w:hAnsi="Brill"/>
           <w:color w:val="FF0000"/>
           <w:lang w:val="es-ES"/>
         </w:rPr>
       </w:pPr>
       <w:r>
         <w:rPr>
-          <w:rFonts w:ascii="Garamond" w:hAnsi="Garamond"/>
+          <w:rFonts w:ascii="Brill" w:hAnsi="Brill"/>
           <w:lang w:val="es-ES"/>
         </w:rPr>
         <w:t xml:space="preserve">C: </w:t>
       </w:r>
       <w:r>
         <w:rPr>
-          <w:rFonts w:ascii="Garamond" w:hAnsi="Garamond"/>
+          <w:rFonts w:ascii="Brill" w:hAnsi="Brill"/>
         </w:rPr>
         <w:t xml:space="preserve">35v </w:t>
       </w:r>
       <w:r>
         <w:rPr>
-          <w:rFonts w:ascii="Garamond" w:hAnsi="Garamond"/>
-          <w:color w:val="FF0000"/>
-          <w:lang w:val="es-ES"/>
-        </w:rPr>
-        <w:t>Cap</w:t>
-      </w:r>
-      <w:r>
-        <w:rPr>
-          <w:rFonts w:ascii="Garamond" w:hAnsi="Garamond"/>
-          <w:color w:val="FF0000"/>
-          <w:lang w:val="es-ES"/>
-        </w:rPr>
-        <w:t>í</w:t>
-      </w:r>
-      <w:r>
-        <w:rPr>
-          <w:rFonts w:ascii="Garamond" w:hAnsi="Garamond"/>
-          <w:color w:val="FF0000"/>
-          <w:lang w:val="es-ES"/>
-        </w:rPr>
-        <w:t>tulo</w:t>
-      </w:r>
-      <w:r>
-        <w:rPr>
-          <w:rFonts w:ascii="Garamond" w:hAnsi="Garamond"/>
-          <w:color w:val="FF0000"/>
-          <w:lang w:val="es-ES"/>
-        </w:rPr>
-        <w:t xml:space="preserve"> </w:t>
-      </w:r>
-      <w:r>
-        <w:rPr>
-          <w:rFonts w:ascii="Garamond" w:hAnsi="Garamond"/>
+          <w:rFonts w:ascii="Brill" w:hAnsi="Brill"/>
+          <w:color w:val="FF0000"/>
+          <w:lang w:val="es-ES"/>
+        </w:rPr>
+        <w:t xml:space="preserve">Capítulo </w:t>
+      </w:r>
+      <w:r>
+        <w:rPr>
+          <w:rFonts w:ascii="Brill" w:hAnsi="Brill"/>
           <w:smallCaps/>
           <w:color w:val="FF0000"/>
         </w:rPr>
@@ -615,7 +555,7 @@
       </w:r>
       <w:r>
         <w:rPr>
-          <w:rFonts w:ascii="Garamond" w:hAnsi="Garamond"/>
+          <w:rFonts w:ascii="Brill" w:hAnsi="Brill"/>
           <w:smallCaps/>
           <w:color w:val="FF0000"/>
           <w:lang w:val="es-ES"/>
@@ -624,14 +564,14 @@
       </w:r>
       <w:r>
         <w:rPr>
-          <w:rFonts w:ascii="Garamond" w:hAnsi="Garamond"/>
+          <w:rFonts w:ascii="Brill" w:hAnsi="Brill"/>
           <w:color w:val="FF0000"/>
         </w:rPr>
         <w:t xml:space="preserve">. </w:t>
       </w:r>
       <w:r>
         <w:rPr>
-          <w:rFonts w:ascii="Garamond" w:hAnsi="Garamond"/>
+          <w:rFonts w:ascii="Brill" w:hAnsi="Brill"/>
           <w:color w:val="FF0000"/>
           <w:lang w:val="es-ES"/>
         </w:rPr>
@@ -639,118 +579,74 @@
       </w:r>
       <w:r>
         <w:rPr>
-          <w:rFonts w:ascii="Garamond" w:hAnsi="Garamond"/>
-          <w:color w:val="FF0000"/>
-        </w:rPr>
-        <w:t>or qu</w:t>
-      </w:r>
-      <w:r>
-        <w:rPr>
-          <w:rFonts w:ascii="Garamond" w:hAnsi="Garamond"/>
-          <w:color w:val="FF0000"/>
-        </w:rPr>
-        <w:t>é</w:t>
-      </w:r>
-      <w:r>
-        <w:rPr>
-          <w:rFonts w:ascii="Garamond" w:hAnsi="Garamond"/>
-          <w:color w:val="FF0000"/>
-        </w:rPr>
-        <w:t xml:space="preserve"> raz</w:t>
-      </w:r>
-      <w:r>
-        <w:rPr>
-          <w:rFonts w:ascii="Garamond" w:hAnsi="Garamond"/>
-          <w:color w:val="FF0000"/>
-        </w:rPr>
-        <w:t>ó</w:t>
-      </w:r>
-      <w:r>
-        <w:rPr>
-          <w:rFonts w:ascii="Garamond" w:hAnsi="Garamond"/>
-          <w:color w:val="FF0000"/>
-        </w:rPr>
-        <w:t>n</w:t>
-      </w:r>
-      <w:r>
-        <w:rPr>
-          <w:rFonts w:ascii="Garamond" w:hAnsi="Garamond"/>
+          <w:rFonts w:ascii="Brill" w:hAnsi="Brill"/>
+          <w:color w:val="FF0000"/>
+        </w:rPr>
+        <w:t>or qué razón</w:t>
+      </w:r>
+      <w:r>
+        <w:rPr>
+          <w:rFonts w:ascii="Brill" w:hAnsi="Brill"/>
           <w:color w:val="FF0000"/>
         </w:rPr>
         <w:t xml:space="preserve"> quiso seer </w:t>
       </w:r>
       <w:r>
         <w:rPr>
-          <w:rFonts w:ascii="Garamond" w:hAnsi="Garamond"/>
-          <w:color w:val="FF0000"/>
-          <w:lang w:val="es-ES"/>
-        </w:rPr>
-        <w:t>N</w:t>
-      </w:r>
-      <w:r>
-        <w:rPr>
-          <w:rFonts w:ascii="Garamond" w:hAnsi="Garamond"/>
-          <w:color w:val="FF0000"/>
-          <w:lang w:val="es-ES"/>
-        </w:rPr>
-        <w:t xml:space="preserve">uestro </w:t>
-      </w:r>
-      <w:r>
-        <w:rPr>
-          <w:rFonts w:ascii="Garamond" w:hAnsi="Garamond"/>
-          <w:color w:val="FF0000"/>
-          <w:lang w:val="es-ES"/>
-        </w:rPr>
-        <w:t>S</w:t>
-      </w:r>
-      <w:r>
-        <w:rPr>
-          <w:rFonts w:ascii="Garamond" w:hAnsi="Garamond"/>
-          <w:color w:val="FF0000"/>
-          <w:lang w:val="es-ES"/>
-        </w:rPr>
-        <w:t>eñor</w:t>
-      </w:r>
-      <w:r>
-        <w:rPr>
-          <w:rFonts w:ascii="Garamond" w:hAnsi="Garamond"/>
-          <w:color w:val="FF0000"/>
-        </w:rPr>
-        <w:t xml:space="preserve"> </w:t>
-      </w:r>
-      <w:r>
-        <w:rPr>
-          <w:rFonts w:ascii="Garamond" w:hAnsi="Garamond"/>
-          <w:color w:val="FF0000"/>
-        </w:rPr>
-        <w:t xml:space="preserve">de treinta e tres años </w:t>
-      </w:r>
-      <w:r>
-        <w:rPr>
-          <w:rFonts w:ascii="Garamond" w:hAnsi="Garamond"/>
-          <w:color w:val="FF0000"/>
-          <w:lang w:val="es-ES"/>
-        </w:rPr>
-        <w:t>c</w:t>
-      </w:r>
-      <w:r>
-        <w:rPr>
-          <w:rFonts w:ascii="Garamond" w:hAnsi="Garamond"/>
-          <w:color w:val="FF0000"/>
-          <w:lang w:val="es-ES"/>
-        </w:rPr>
-        <w:t xml:space="preserve">uando </w:t>
-      </w:r>
-      <w:r>
-        <w:rPr>
-          <w:rFonts w:ascii="Garamond" w:hAnsi="Garamond"/>
+          <w:rFonts w:ascii="Brill" w:hAnsi="Brill"/>
+          <w:color w:val="FF0000"/>
+          <w:lang w:val="es-ES"/>
+        </w:rPr>
+        <w:t>Nuestro Señor</w:t>
+      </w:r>
+      <w:r>
+        <w:rPr>
+          <w:rFonts w:ascii="Brill" w:hAnsi="Brill"/>
+          <w:color w:val="FF0000"/>
+        </w:rPr>
+        <w:t xml:space="preserve"> </w:t>
+      </w:r>
+      <w:r>
+        <w:rPr>
+          <w:rFonts w:ascii="Brill" w:hAnsi="Brill"/>
+          <w:color w:val="FF0000"/>
+        </w:rPr>
+        <w:t xml:space="preserve">de treinta </w:t>
+      </w:r>
+      <w:proofErr w:type="gramStart"/>
+      <w:r>
+        <w:rPr>
+          <w:rFonts w:ascii="Brill" w:hAnsi="Brill"/>
+          <w:color w:val="FF0000"/>
+        </w:rPr>
+        <w:t>e</w:t>
+      </w:r>
+      <w:proofErr w:type="gramEnd"/>
+      <w:r>
+        <w:rPr>
+          <w:rFonts w:ascii="Brill" w:hAnsi="Brill"/>
+          <w:color w:val="FF0000"/>
+        </w:rPr>
+        <w:t xml:space="preserve"> tres años </w:t>
+      </w:r>
+      <w:r>
+        <w:rPr>
+          <w:rFonts w:ascii="Brill" w:hAnsi="Brill"/>
+          <w:color w:val="FF0000"/>
+          <w:lang w:val="es-ES"/>
+        </w:rPr>
+        <w:t xml:space="preserve">cuando </w:t>
+      </w:r>
+      <w:r>
+        <w:rPr>
+          <w:rFonts w:ascii="Brill" w:hAnsi="Brill"/>
           <w:color w:val="FF0000"/>
         </w:rPr>
         <w:t>priso muerte en la cruz</w:t>
       </w:r>
       <w:r>
         <w:rPr>
-          <w:rFonts w:ascii="Garamond" w:hAnsi="Garamond"/>
+          <w:rFonts w:ascii="Brill" w:hAnsi="Brill"/>
           <w:color w:val="FF0000"/>
           <w:lang w:val="es-ES"/>
         </w:rPr>
@@ -760,65 +656,41 @@
     <w:p>
       <w:pPr>
         <w:rPr>
-          <w:rFonts w:ascii="Garamond" w:hAnsi="Garamond"/>
+          <w:rFonts w:ascii="Brill" w:hAnsi="Brill"/>
           <w:color w:val="FF0000"/>
         </w:rPr>
       </w:pPr>
       <w:r>
         <w:rPr>
-          <w:rFonts w:ascii="Garamond" w:hAnsi="Garamond"/>
+          <w:rFonts w:ascii="Brill" w:hAnsi="Brill"/>
           <w:lang w:val="es-ES"/>
         </w:rPr>
         <w:t xml:space="preserve">D: </w:t>
       </w:r>
       <w:r>
         <w:rPr>
-          <w:rFonts w:ascii="Garamond" w:hAnsi="Garamond"/>
+          <w:rFonts w:ascii="Brill" w:hAnsi="Brill"/>
         </w:rPr>
         <w:t>117v</w:t>
       </w:r>
       <w:r>
         <w:rPr>
-          <w:rFonts w:ascii="Garamond" w:hAnsi="Garamond"/>
+          <w:rFonts w:ascii="Brill" w:hAnsi="Brill"/>
           <w:lang w:val="es-ES"/>
         </w:rPr>
         <w:t xml:space="preserve">b </w:t>
       </w:r>
       <w:r>
         <w:rPr>
-          <w:rFonts w:ascii="Garamond" w:hAnsi="Garamond"/>
-          <w:color w:val="FF0000"/>
-          <w:lang w:val="es-ES"/>
-        </w:rPr>
-        <w:t>Cap</w:t>
-      </w:r>
-      <w:r>
-        <w:rPr>
-          <w:rFonts w:ascii="Garamond" w:hAnsi="Garamond"/>
-          <w:color w:val="FF0000"/>
-          <w:lang w:val="es-ES"/>
-        </w:rPr>
-        <w:t>í</w:t>
-      </w:r>
-      <w:r>
-        <w:rPr>
-          <w:rFonts w:ascii="Garamond" w:hAnsi="Garamond"/>
-          <w:color w:val="FF0000"/>
-          <w:lang w:val="es-ES"/>
-        </w:rPr>
-        <w:t>tulo</w:t>
-      </w:r>
-      <w:r>
-        <w:rPr>
-          <w:rFonts w:ascii="Garamond" w:hAnsi="Garamond"/>
-          <w:color w:val="FF0000"/>
-          <w:lang w:val="es-ES"/>
-        </w:rPr>
-        <w:t xml:space="preserve"> </w:t>
-      </w:r>
-      <w:r>
-        <w:rPr>
-          <w:rFonts w:ascii="Garamond" w:hAnsi="Garamond"/>
+          <w:rFonts w:ascii="Brill" w:hAnsi="Brill"/>
+          <w:color w:val="FF0000"/>
+          <w:lang w:val="es-ES"/>
+        </w:rPr>
+        <w:t xml:space="preserve">Capítulo </w:t>
+      </w:r>
+      <w:r>
+        <w:rPr>
+          <w:rFonts w:ascii="Brill" w:hAnsi="Brill"/>
           <w:smallCaps/>
           <w:color w:val="FF0000"/>
         </w:rPr>
@@ -826,7 +698,7 @@
       </w:r>
       <w:r>
         <w:rPr>
-          <w:rFonts w:ascii="Garamond" w:hAnsi="Garamond"/>
+          <w:rFonts w:ascii="Brill" w:hAnsi="Brill"/>
           <w:color w:val="FF0000"/>
           <w:vertAlign w:val="superscript"/>
         </w:rPr>
@@ -834,7 +706,7 @@
       </w:r>
       <w:r>
         <w:rPr>
-          <w:rFonts w:ascii="Garamond" w:hAnsi="Garamond"/>
+          <w:rFonts w:ascii="Brill" w:hAnsi="Brill"/>
           <w:color w:val="FF0000"/>
           <w:lang w:val="es-ES"/>
         </w:rPr>
@@ -842,14 +714,14 @@
       </w:r>
       <w:r>
         <w:rPr>
-          <w:rFonts w:ascii="Garamond" w:hAnsi="Garamond"/>
-          <w:color w:val="FF0000"/>
-        </w:rPr>
-        <w:t xml:space="preserve"> </w:t>
-      </w:r>
-      <w:r>
-        <w:rPr>
-          <w:rFonts w:ascii="Garamond" w:hAnsi="Garamond"/>
+          <w:rFonts w:ascii="Brill" w:hAnsi="Brill"/>
+          <w:color w:val="FF0000"/>
+        </w:rPr>
+        <w:t xml:space="preserve"> </w:t>
+      </w:r>
+      <w:r>
+        <w:rPr>
+          <w:rFonts w:ascii="Brill" w:hAnsi="Brill"/>
           <w:color w:val="FF0000"/>
           <w:lang w:val="es-ES"/>
         </w:rPr>
@@ -857,156 +729,119 @@
       </w:r>
       <w:r>
         <w:rPr>
-          <w:rFonts w:ascii="Garamond" w:hAnsi="Garamond"/>
+          <w:rFonts w:ascii="Brill" w:hAnsi="Brill"/>
           <w:color w:val="FF0000"/>
         </w:rPr>
         <w:t>emanda por qu</w:t>
       </w:r>
       <w:r>
         <w:rPr>
-          <w:rFonts w:ascii="Garamond" w:hAnsi="Garamond"/>
+          <w:rFonts w:ascii="Brill" w:hAnsi="Brill"/>
           <w:color w:val="FF0000"/>
         </w:rPr>
         <w:t>é</w:t>
       </w:r>
       <w:r>
         <w:rPr>
-          <w:rFonts w:ascii="Garamond" w:hAnsi="Garamond"/>
-          <w:color w:val="FF0000"/>
-        </w:rPr>
-        <w:t xml:space="preserve"> </w:t>
-      </w:r>
-      <w:r>
-        <w:rPr>
-          <w:rFonts w:ascii="Garamond" w:hAnsi="Garamond"/>
-          <w:color w:val="FF0000"/>
-        </w:rPr>
-        <w:t>raz</w:t>
-      </w:r>
-      <w:r>
-        <w:rPr>
-          <w:rFonts w:ascii="Garamond" w:hAnsi="Garamond"/>
-          <w:color w:val="FF0000"/>
-        </w:rPr>
-        <w:t>ó</w:t>
-      </w:r>
-      <w:r>
-        <w:rPr>
-          <w:rFonts w:ascii="Garamond" w:hAnsi="Garamond"/>
-          <w:color w:val="FF0000"/>
-        </w:rPr>
-        <w:t>n</w:t>
-      </w:r>
-      <w:r>
-        <w:rPr>
-          <w:rFonts w:ascii="Garamond" w:hAnsi="Garamond"/>
-          <w:color w:val="FF0000"/>
-        </w:rPr>
-        <w:t xml:space="preserve"> </w:t>
-      </w:r>
-      <w:r>
-        <w:rPr>
-          <w:rFonts w:ascii="Garamond" w:hAnsi="Garamond"/>
+          <w:rFonts w:ascii="Brill" w:hAnsi="Brill"/>
+          <w:color w:val="FF0000"/>
+        </w:rPr>
+        <w:t xml:space="preserve"> </w:t>
+      </w:r>
+      <w:r>
+        <w:rPr>
+          <w:rFonts w:ascii="Brill" w:hAnsi="Brill"/>
+          <w:color w:val="FF0000"/>
+        </w:rPr>
+        <w:t xml:space="preserve">razón </w:t>
+      </w:r>
+      <w:r>
+        <w:rPr>
+          <w:rFonts w:ascii="Brill" w:hAnsi="Brill"/>
           <w:color w:val="FF0000"/>
         </w:rPr>
         <w:t xml:space="preserve">fue el </w:t>
       </w:r>
       <w:r>
         <w:rPr>
-          <w:rFonts w:ascii="Garamond" w:hAnsi="Garamond"/>
-          <w:color w:val="FF0000"/>
-          <w:lang w:val="es-ES"/>
-        </w:rPr>
-        <w:t>N</w:t>
-      </w:r>
-      <w:r>
-        <w:rPr>
-          <w:rFonts w:ascii="Garamond" w:hAnsi="Garamond"/>
-          <w:color w:val="FF0000"/>
-          <w:lang w:val="es-ES"/>
-        </w:rPr>
-        <w:t xml:space="preserve">uestro </w:t>
-      </w:r>
-      <w:r>
-        <w:rPr>
-          <w:rFonts w:ascii="Garamond" w:hAnsi="Garamond"/>
-          <w:color w:val="FF0000"/>
-          <w:lang w:val="es-ES"/>
-        </w:rPr>
-        <w:t>S</w:t>
-      </w:r>
-      <w:r>
-        <w:rPr>
-          <w:rFonts w:ascii="Garamond" w:hAnsi="Garamond"/>
-          <w:color w:val="FF0000"/>
-          <w:lang w:val="es-ES"/>
-        </w:rPr>
-        <w:t>eñor</w:t>
-      </w:r>
-      <w:r>
-        <w:rPr>
-          <w:rFonts w:ascii="Garamond" w:hAnsi="Garamond"/>
-          <w:color w:val="FF0000"/>
-        </w:rPr>
-        <w:t xml:space="preserve"> </w:t>
-      </w:r>
-      <w:r>
-        <w:rPr>
-          <w:rFonts w:ascii="Garamond" w:hAnsi="Garamond"/>
-          <w:color w:val="FF0000"/>
-        </w:rPr>
-        <w:t>de edat de treinta e tres años e medio</w:t>
+          <w:rFonts w:ascii="Brill" w:hAnsi="Brill"/>
+          <w:color w:val="FF0000"/>
+          <w:lang w:val="es-ES"/>
+        </w:rPr>
+        <w:t>Nuestro Señor</w:t>
+      </w:r>
+      <w:r>
+        <w:rPr>
+          <w:rFonts w:ascii="Brill" w:hAnsi="Brill"/>
+          <w:color w:val="FF0000"/>
+        </w:rPr>
+        <w:t xml:space="preserve"> </w:t>
+      </w:r>
+      <w:r>
+        <w:rPr>
+          <w:rFonts w:ascii="Brill" w:hAnsi="Brill"/>
+          <w:color w:val="FF0000"/>
+        </w:rPr>
+        <w:t xml:space="preserve">de edat de treinta </w:t>
+      </w:r>
+      <w:proofErr w:type="gramStart"/>
+      <w:r>
+        <w:rPr>
+          <w:rFonts w:ascii="Brill" w:hAnsi="Brill"/>
+          <w:color w:val="FF0000"/>
+        </w:rPr>
+        <w:t>e</w:t>
+      </w:r>
+      <w:proofErr w:type="gramEnd"/>
+      <w:r>
+        <w:rPr>
+          <w:rFonts w:ascii="Brill" w:hAnsi="Brill"/>
+          <w:color w:val="FF0000"/>
+        </w:rPr>
+        <w:t xml:space="preserve"> tres años </w:t>
+      </w:r>
+      <w:proofErr w:type="gramStart"/>
+      <w:r>
+        <w:rPr>
+          <w:rFonts w:ascii="Brill" w:hAnsi="Brill"/>
+          <w:color w:val="FF0000"/>
+        </w:rPr>
+        <w:t>e</w:t>
+      </w:r>
+      <w:proofErr w:type="gramEnd"/>
+      <w:r>
+        <w:rPr>
+          <w:rFonts w:ascii="Brill" w:hAnsi="Brill"/>
+          <w:color w:val="FF0000"/>
+        </w:rPr>
+        <w:t xml:space="preserve"> medio</w:t>
       </w:r>
     </w:p>
     <w:p>
       <w:pPr>
         <w:rPr>
-          <w:rFonts w:ascii="Garamond" w:hAnsi="Garamond"/>
+          <w:rFonts w:ascii="Brill" w:hAnsi="Brill"/>
           <w:color w:val="FF0000"/>
           <w:lang w:val="es-ES"/>
         </w:rPr>
       </w:pPr>
       <w:r>
         <w:rPr>
-          <w:rFonts w:ascii="Garamond" w:hAnsi="Garamond"/>
+          <w:rFonts w:ascii="Brill" w:hAnsi="Brill"/>
         </w:rPr>
         <w:t xml:space="preserve">E: 62vb </w:t>
       </w:r>
       <w:r>
         <w:rPr>
-          <w:rFonts w:ascii="Garamond" w:hAnsi="Garamond"/>
-          <w:color w:val="FF0000"/>
-          <w:lang w:val="es-ES"/>
-        </w:rPr>
-        <w:t>Cap</w:t>
-      </w:r>
-      <w:r>
-        <w:rPr>
-          <w:rFonts w:ascii="Garamond" w:hAnsi="Garamond"/>
-          <w:color w:val="FF0000"/>
-          <w:lang w:val="es-ES"/>
-        </w:rPr>
-        <w:t>í</w:t>
-      </w:r>
-      <w:r>
-        <w:rPr>
-          <w:rFonts w:ascii="Garamond" w:hAnsi="Garamond"/>
-          <w:color w:val="FF0000"/>
-          <w:lang w:val="es-ES"/>
-        </w:rPr>
-        <w:t>tulo</w:t>
-      </w:r>
-      <w:r>
-        <w:rPr>
-          <w:rFonts w:ascii="Garamond" w:hAnsi="Garamond"/>
-          <w:color w:val="FF0000"/>
-          <w:lang w:val="es-ES"/>
-        </w:rPr>
-        <w:t xml:space="preserve"> </w:t>
-      </w:r>
-      <w:r>
-        <w:rPr>
-          <w:rFonts w:ascii="Garamond" w:hAnsi="Garamond"/>
+          <w:rFonts w:ascii="Brill" w:hAnsi="Brill"/>
+          <w:color w:val="FF0000"/>
+          <w:lang w:val="es-ES"/>
+        </w:rPr>
+        <w:t xml:space="preserve">Capítulo </w:t>
+      </w:r>
+      <w:r>
+        <w:rPr>
+          <w:rFonts w:ascii="Brill" w:hAnsi="Brill"/>
           <w:smallCaps/>
           <w:color w:val="FF0000"/>
         </w:rPr>
@@ -1014,14 +849,14 @@
       </w:r>
       <w:r>
         <w:rPr>
-          <w:rFonts w:ascii="Garamond" w:hAnsi="Garamond"/>
+          <w:rFonts w:ascii="Brill" w:hAnsi="Brill"/>
           <w:color w:val="FF0000"/>
         </w:rPr>
         <w:t xml:space="preserve">. </w:t>
       </w:r>
       <w:r>
         <w:rPr>
-          <w:rFonts w:ascii="Garamond" w:hAnsi="Garamond"/>
+          <w:rFonts w:ascii="Brill" w:hAnsi="Brill"/>
           <w:color w:val="FF0000"/>
           <w:lang w:val="es-ES"/>
         </w:rPr>
@@ -1029,140 +864,91 @@
       </w:r>
       <w:r>
         <w:rPr>
-          <w:rFonts w:ascii="Garamond" w:hAnsi="Garamond"/>
-          <w:color w:val="FF0000"/>
-        </w:rPr>
-        <w:t>or qu</w:t>
-      </w:r>
-      <w:r>
-        <w:rPr>
-          <w:rFonts w:ascii="Garamond" w:hAnsi="Garamond"/>
-          <w:color w:val="FF0000"/>
-        </w:rPr>
-        <w:t>é</w:t>
-      </w:r>
-      <w:r>
-        <w:rPr>
-          <w:rFonts w:ascii="Garamond" w:hAnsi="Garamond"/>
-          <w:color w:val="FF0000"/>
-        </w:rPr>
-        <w:t xml:space="preserve"> raz</w:t>
-      </w:r>
-      <w:r>
-        <w:rPr>
-          <w:rFonts w:ascii="Garamond" w:hAnsi="Garamond"/>
-          <w:color w:val="FF0000"/>
+          <w:rFonts w:ascii="Brill" w:hAnsi="Brill"/>
+          <w:color w:val="FF0000"/>
+        </w:rPr>
+        <w:t xml:space="preserve">or qué razón </w:t>
+      </w:r>
+      <w:r>
+        <w:rPr>
+          <w:rFonts w:ascii="Brill" w:hAnsi="Brill"/>
+          <w:color w:val="FF0000"/>
+        </w:rPr>
+        <w:t xml:space="preserve">quiso ser el </w:t>
+      </w:r>
+      <w:r>
+        <w:rPr>
+          <w:rFonts w:ascii="Brill" w:hAnsi="Brill"/>
+          <w:color w:val="FF0000"/>
+          <w:lang w:val="es-ES"/>
+        </w:rPr>
+        <w:t>Nuestro Señor</w:t>
+      </w:r>
+      <w:r>
+        <w:rPr>
+          <w:rFonts w:ascii="Brill" w:hAnsi="Brill"/>
+          <w:color w:val="FF0000"/>
+        </w:rPr>
+        <w:t xml:space="preserve"> </w:t>
+      </w:r>
+      <w:r>
+        <w:rPr>
+          <w:rFonts w:ascii="Brill" w:hAnsi="Brill"/>
+          <w:color w:val="FF0000"/>
+        </w:rPr>
+        <w:t xml:space="preserve">de edad de veinte </w:t>
+      </w:r>
+      <w:proofErr w:type="gramStart"/>
+      <w:r>
+        <w:rPr>
+          <w:rFonts w:ascii="Brill" w:hAnsi="Brill"/>
+          <w:color w:val="FF0000"/>
+        </w:rPr>
+        <w:t>e</w:t>
+      </w:r>
+      <w:proofErr w:type="gramEnd"/>
+      <w:r>
+        <w:rPr>
+          <w:rFonts w:ascii="Brill" w:hAnsi="Brill"/>
+          <w:color w:val="FF0000"/>
+        </w:rPr>
+        <w:t xml:space="preserve"> dos años </w:t>
+      </w:r>
+      <w:r>
+        <w:rPr>
+          <w:rFonts w:ascii="Brill" w:hAnsi="Brill"/>
+          <w:color w:val="FF0000"/>
+          <w:lang w:val="es-ES"/>
+        </w:rPr>
+        <w:t xml:space="preserve">cuando </w:t>
+      </w:r>
+      <w:r>
+        <w:rPr>
+          <w:rFonts w:ascii="Brill" w:hAnsi="Brill"/>
+          <w:color w:val="FF0000"/>
+        </w:rPr>
+        <w:t>tom</w:t>
+      </w:r>
+      <w:proofErr w:type="spellStart"/>
+      <w:r>
+        <w:rPr>
+          <w:rFonts w:ascii="Brill" w:hAnsi="Brill"/>
+          <w:color w:val="FF0000"/>
+          <w:lang w:val="es-ES"/>
         </w:rPr>
         <w:t>ó</w:t>
       </w:r>
-      <w:r>
-        <w:rPr>
-          <w:rFonts w:ascii="Garamond" w:hAnsi="Garamond"/>
-          <w:color w:val="FF0000"/>
-        </w:rPr>
-        <w:t>n</w:t>
-      </w:r>
-      <w:r>
-        <w:rPr>
-          <w:rFonts w:ascii="Garamond" w:hAnsi="Garamond"/>
-          <w:color w:val="FF0000"/>
-        </w:rPr>
-        <w:t xml:space="preserve"> </w:t>
-      </w:r>
-      <w:r>
-        <w:rPr>
-          <w:rFonts w:ascii="Garamond" w:hAnsi="Garamond"/>
-          <w:color w:val="FF0000"/>
-        </w:rPr>
-        <w:t xml:space="preserve">quiso ser el </w:t>
-      </w:r>
-      <w:r>
-        <w:rPr>
-          <w:rFonts w:ascii="Garamond" w:hAnsi="Garamond"/>
-          <w:color w:val="FF0000"/>
-          <w:lang w:val="es-ES"/>
-        </w:rPr>
-        <w:t>N</w:t>
-      </w:r>
-      <w:r>
-        <w:rPr>
-          <w:rFonts w:ascii="Garamond" w:hAnsi="Garamond"/>
-          <w:color w:val="FF0000"/>
-          <w:lang w:val="es-ES"/>
-        </w:rPr>
-        <w:t xml:space="preserve">uestro </w:t>
-      </w:r>
-      <w:r>
-        <w:rPr>
-          <w:rFonts w:ascii="Garamond" w:hAnsi="Garamond"/>
-          <w:color w:val="FF0000"/>
-          <w:lang w:val="es-ES"/>
-        </w:rPr>
-        <w:t>S</w:t>
-      </w:r>
-      <w:r>
-        <w:rPr>
-          <w:rFonts w:ascii="Garamond" w:hAnsi="Garamond"/>
-          <w:color w:val="FF0000"/>
-          <w:lang w:val="es-ES"/>
-        </w:rPr>
-        <w:t>eñor</w:t>
-      </w:r>
-      <w:r>
-        <w:rPr>
-          <w:rFonts w:ascii="Garamond" w:hAnsi="Garamond"/>
-          <w:color w:val="FF0000"/>
-        </w:rPr>
-        <w:t xml:space="preserve"> </w:t>
-      </w:r>
-      <w:r>
-        <w:rPr>
-          <w:rFonts w:ascii="Garamond" w:hAnsi="Garamond"/>
-          <w:color w:val="FF0000"/>
-        </w:rPr>
-        <w:t xml:space="preserve">de edad de veinte e dos años </w:t>
-      </w:r>
-      <w:r>
-        <w:rPr>
-          <w:rFonts w:ascii="Garamond" w:hAnsi="Garamond"/>
-          <w:color w:val="FF0000"/>
-          <w:lang w:val="es-ES"/>
-        </w:rPr>
-        <w:t>c</w:t>
-      </w:r>
-      <w:r>
-        <w:rPr>
-          <w:rFonts w:ascii="Garamond" w:hAnsi="Garamond"/>
-          <w:color w:val="FF0000"/>
-          <w:lang w:val="es-ES"/>
-        </w:rPr>
-        <w:t xml:space="preserve">uando </w:t>
-      </w:r>
-      <w:r>
-        <w:rPr>
-          <w:rFonts w:ascii="Garamond" w:hAnsi="Garamond"/>
-          <w:color w:val="FF0000"/>
-        </w:rPr>
-        <w:t>tom</w:t>
-      </w:r>
-      <w:r>
-        <w:rPr>
-          <w:rFonts w:ascii="Garamond" w:hAnsi="Garamond"/>
-          <w:color w:val="FF0000"/>
-          <w:lang w:val="es-ES"/>
-        </w:rPr>
-        <w:t>ó</w:t>
-      </w:r>
-      <w:r>
-        <w:rPr>
-          <w:rFonts w:ascii="Garamond" w:hAnsi="Garamond"/>
+      <w:proofErr w:type="spellEnd"/>
+      <w:r>
+        <w:rPr>
+          <w:rFonts w:ascii="Brill" w:hAnsi="Brill"/>
           <w:color w:val="FF0000"/>
         </w:rPr>
         <w:t xml:space="preserve"> muerte en la cruz</w:t>
       </w:r>
       <w:r>
         <w:rPr>
-          <w:rFonts w:ascii="Garamond" w:hAnsi="Garamond"/>
+          <w:rFonts w:ascii="Brill" w:hAnsi="Brill"/>
           <w:color w:val="FF0000"/>
           <w:lang w:val="es-ES"/>
         </w:rPr>
@@ -1172,52 +958,28 @@
     <w:p>
       <w:pPr>
         <w:rPr>
-          <w:rFonts w:ascii="Garamond" w:hAnsi="Garamond"/>
+          <w:rFonts w:ascii="Brill" w:hAnsi="Brill"/>
           <w:color w:val="FF0000"/>
           <w:lang w:val="es-ES"/>
         </w:rPr>
       </w:pPr>
       <w:r>
         <w:rPr>
-          <w:rFonts w:ascii="Garamond" w:hAnsi="Garamond"/>
+          <w:rFonts w:ascii="Brill" w:hAnsi="Brill"/>
         </w:rPr>
         <w:t xml:space="preserve">E: 82v </w:t>
       </w:r>
       <w:r>
         <w:rPr>
-          <w:rFonts w:ascii="Garamond" w:hAnsi="Garamond"/>
-          <w:color w:val="FF0000"/>
-          <w:lang w:val="es-ES"/>
-        </w:rPr>
-        <w:t>Cap</w:t>
-      </w:r>
-      <w:r>
-        <w:rPr>
-          <w:rFonts w:ascii="Garamond" w:hAnsi="Garamond"/>
-          <w:color w:val="FF0000"/>
-          <w:lang w:val="es-ES"/>
-        </w:rPr>
-        <w:t>í</w:t>
-      </w:r>
-      <w:r>
-        <w:rPr>
-          <w:rFonts w:ascii="Garamond" w:hAnsi="Garamond"/>
-          <w:color w:val="FF0000"/>
-          <w:lang w:val="es-ES"/>
-        </w:rPr>
-        <w:t>tulo</w:t>
-      </w:r>
-      <w:r>
-        <w:rPr>
-          <w:rFonts w:ascii="Garamond" w:hAnsi="Garamond"/>
-          <w:color w:val="FF0000"/>
-          <w:lang w:val="es-ES"/>
-        </w:rPr>
-        <w:t xml:space="preserve"> </w:t>
-      </w:r>
-      <w:r>
-        <w:rPr>
-          <w:rFonts w:ascii="Garamond" w:hAnsi="Garamond"/>
+          <w:rFonts w:ascii="Brill" w:hAnsi="Brill"/>
+          <w:color w:val="FF0000"/>
+          <w:lang w:val="es-ES"/>
+        </w:rPr>
+        <w:t xml:space="preserve">Capítulo </w:t>
+      </w:r>
+      <w:r>
+        <w:rPr>
+          <w:rFonts w:ascii="Brill" w:hAnsi="Brill"/>
           <w:smallCaps/>
           <w:color w:val="FF0000"/>
         </w:rPr>
@@ -1225,7 +987,7 @@
       </w:r>
       <w:r>
         <w:rPr>
-          <w:rFonts w:ascii="Garamond" w:hAnsi="Garamond"/>
+          <w:rFonts w:ascii="Brill" w:hAnsi="Brill"/>
           <w:color w:val="FF0000"/>
           <w:lang w:val="es-ES"/>
         </w:rPr>
@@ -1233,14 +995,14 @@
       </w:r>
       <w:r>
         <w:rPr>
-          <w:rFonts w:ascii="Garamond" w:hAnsi="Garamond"/>
-          <w:color w:val="FF0000"/>
-        </w:rPr>
-        <w:t xml:space="preserve"> </w:t>
-      </w:r>
-      <w:r>
-        <w:rPr>
-          <w:rFonts w:ascii="Garamond" w:hAnsi="Garamond"/>
+          <w:rFonts w:ascii="Brill" w:hAnsi="Brill"/>
+          <w:color w:val="FF0000"/>
+        </w:rPr>
+        <w:t xml:space="preserve"> </w:t>
+      </w:r>
+      <w:r>
+        <w:rPr>
+          <w:rFonts w:ascii="Brill" w:hAnsi="Brill"/>
           <w:color w:val="FF0000"/>
           <w:lang w:val="es-ES"/>
         </w:rPr>
@@ -1248,102 +1010,43 @@
       </w:r>
       <w:r>
         <w:rPr>
-          <w:rFonts w:ascii="Garamond" w:hAnsi="Garamond"/>
-          <w:color w:val="FF0000"/>
-        </w:rPr>
-        <w:t>or qu</w:t>
-      </w:r>
-      <w:r>
-        <w:rPr>
-          <w:rFonts w:ascii="Garamond" w:hAnsi="Garamond"/>
-          <w:color w:val="FF0000"/>
-        </w:rPr>
-        <w:t>é</w:t>
-      </w:r>
-      <w:r>
-        <w:rPr>
-          <w:rFonts w:ascii="Garamond" w:hAnsi="Garamond"/>
-          <w:color w:val="FF0000"/>
-        </w:rPr>
-        <w:t xml:space="preserve"> raz</w:t>
-      </w:r>
-      <w:r>
-        <w:rPr>
-          <w:rFonts w:ascii="Garamond" w:hAnsi="Garamond"/>
-          <w:color w:val="FF0000"/>
-        </w:rPr>
-        <w:t>ó</w:t>
-      </w:r>
-      <w:r>
-        <w:rPr>
-          <w:rFonts w:ascii="Garamond" w:hAnsi="Garamond"/>
-          <w:color w:val="FF0000"/>
-        </w:rPr>
-        <w:t>n</w:t>
-      </w:r>
-      <w:r>
-        <w:rPr>
-          <w:rFonts w:ascii="Garamond" w:hAnsi="Garamond"/>
-          <w:color w:val="FF0000"/>
-        </w:rPr>
-        <w:t xml:space="preserve"> </w:t>
-      </w:r>
-      <w:r>
-        <w:rPr>
-          <w:rFonts w:ascii="Garamond" w:hAnsi="Garamond"/>
+          <w:rFonts w:ascii="Brill" w:hAnsi="Brill"/>
+          <w:color w:val="FF0000"/>
+        </w:rPr>
+        <w:t xml:space="preserve">or qué razón </w:t>
+      </w:r>
+      <w:r>
+        <w:rPr>
+          <w:rFonts w:ascii="Brill" w:hAnsi="Brill"/>
           <w:color w:val="FF0000"/>
         </w:rPr>
         <w:t xml:space="preserve">quiso el </w:t>
       </w:r>
       <w:r>
         <w:rPr>
-          <w:rFonts w:ascii="Garamond" w:hAnsi="Garamond"/>
-          <w:color w:val="FF0000"/>
-          <w:lang w:val="es-ES"/>
-        </w:rPr>
-        <w:t>N</w:t>
-      </w:r>
-      <w:r>
-        <w:rPr>
-          <w:rFonts w:ascii="Garamond" w:hAnsi="Garamond"/>
-          <w:color w:val="FF0000"/>
-          <w:lang w:val="es-ES"/>
-        </w:rPr>
-        <w:t xml:space="preserve">uestro </w:t>
-      </w:r>
-      <w:r>
-        <w:rPr>
-          <w:rFonts w:ascii="Garamond" w:hAnsi="Garamond"/>
-          <w:color w:val="FF0000"/>
-          <w:lang w:val="es-ES"/>
-        </w:rPr>
-        <w:t>S</w:t>
-      </w:r>
-      <w:r>
-        <w:rPr>
-          <w:rFonts w:ascii="Garamond" w:hAnsi="Garamond"/>
-          <w:color w:val="FF0000"/>
-          <w:lang w:val="es-ES"/>
-        </w:rPr>
-        <w:t>eñor</w:t>
-      </w:r>
-      <w:r>
-        <w:rPr>
-          <w:rFonts w:ascii="Garamond" w:hAnsi="Garamond"/>
-          <w:color w:val="FF0000"/>
-        </w:rPr>
-        <w:t xml:space="preserve"> </w:t>
-      </w:r>
-      <w:r>
-        <w:rPr>
-          <w:rFonts w:ascii="Garamond" w:hAnsi="Garamond"/>
+          <w:rFonts w:ascii="Brill" w:hAnsi="Brill"/>
+          <w:color w:val="FF0000"/>
+          <w:lang w:val="es-ES"/>
+        </w:rPr>
+        <w:t>Nuestro Señor</w:t>
+      </w:r>
+      <w:r>
+        <w:rPr>
+          <w:rFonts w:ascii="Brill" w:hAnsi="Brill"/>
+          <w:color w:val="FF0000"/>
+        </w:rPr>
+        <w:t xml:space="preserve"> </w:t>
+      </w:r>
+      <w:r>
+        <w:rPr>
+          <w:rFonts w:ascii="Brill" w:hAnsi="Brill"/>
           <w:color w:val="FF0000"/>
         </w:rPr>
         <w:t>ser de edad de treinta y dos años tomando muerte en la cruz</w:t>
       </w:r>
       <w:r>
         <w:rPr>
-          <w:rFonts w:ascii="Garamond" w:hAnsi="Garamond"/>
+          <w:rFonts w:ascii="Brill" w:hAnsi="Brill"/>
           <w:color w:val="FF0000"/>
           <w:lang w:val="es-ES"/>
         </w:rPr>
@@ -1353,35 +1056,58 @@
     <w:p>
       <w:pPr>
         <w:rPr>
-          <w:rFonts w:ascii="Garamond" w:eastAsia="Aptos" w:hAnsi="Garamond" w:cs="Times New Roman (Corps CS)"/>
+          <w:rFonts w:ascii="Brill" w:eastAsia="Aptos" w:hAnsi="Brill" w:cs="Times New Roman (Corps CS)"/>
           <w:color w:val="FF0000"/>
           <w:kern w:val="2"/>
           <w:lang w:val="fr-FR"/>
           <w14:ligatures w14:val="standardContextual"/>
         </w:rPr>
       </w:pPr>
-      <w:r>
-        <w:rPr>
-          <w:rFonts w:ascii="Garamond" w:eastAsia="Aptos" w:hAnsi="Garamond" w:cs="Times New Roman (Corps CS)"/>
+      <w:proofErr w:type="gramStart"/>
+      <w:r>
+        <w:rPr>
+          <w:rFonts w:ascii="Brill" w:eastAsia="Aptos" w:hAnsi="Brill" w:cs="Times New Roman (Corps CS)"/>
           <w:kern w:val="2"/>
           <w:lang w:val="fr-FR"/>
           <w14:ligatures w14:val="standardContextual"/>
         </w:rPr>
-        <w:t xml:space="preserve">F: 45r </w:t>
-      </w:r>
-      <w:r>
-        <w:rPr>
-          <w:rFonts w:ascii="Garamond" w:eastAsia="Aptos" w:hAnsi="Garamond" w:cs="Times New Roman (Corps CS)"/>
-          <w:color w:val="FF0000"/>
+        <w:t>F:</w:t>
+      </w:r>
+      <w:proofErr w:type="gramEnd"/>
+      <w:r>
+        <w:rPr>
+          <w:rFonts w:ascii="Brill" w:eastAsia="Aptos" w:hAnsi="Brill" w:cs="Times New Roman (Corps CS)"/>
           <w:kern w:val="2"/>
           <w:lang w:val="fr-FR"/>
           <w14:ligatures w14:val="standardContextual"/>
         </w:rPr>
-        <w:t xml:space="preserve">Titulus </w:t>
-      </w:r>
-      <w:r>
-        <w:rPr>
-          <w:rFonts w:ascii="Garamond" w:eastAsia="Aptos" w:hAnsi="Garamond" w:cs="Times New Roman (Corps CS)"/>
+        <w:t xml:space="preserve"> 45r </w:t>
+      </w:r>
+      <w:proofErr w:type="spellStart"/>
+      <w:r>
+        <w:rPr>
+          <w:rFonts w:ascii="Brill" w:eastAsia="Aptos" w:hAnsi="Brill" w:cs="Times New Roman (Corps CS)"/>
+          <w:color w:val="FF0000"/>
+          <w:kern w:val="2"/>
+          <w:lang w:val="fr-FR"/>
+          <w14:ligatures w14:val="standardContextual"/>
+        </w:rPr>
+        <w:t>Titulus</w:t>
+      </w:r>
+      <w:proofErr w:type="spellEnd"/>
+      <w:r>
+        <w:rPr>
+          <w:rFonts w:ascii="Brill" w:eastAsia="Aptos" w:hAnsi="Brill" w:cs="Times New Roman (Corps CS)"/>
+          <w:color w:val="FF0000"/>
+          <w:kern w:val="2"/>
+          <w:lang w:val="fr-FR"/>
+          <w14:ligatures w14:val="standardContextual"/>
+        </w:rPr>
+        <w:t xml:space="preserve"> </w:t>
+      </w:r>
+      <w:r>
+        <w:rPr>
+          <w:rFonts w:ascii="Brill" w:eastAsia="Aptos" w:hAnsi="Brill" w:cs="Times New Roman (Corps CS)"/>
           <w:smallCaps/>
           <w:color w:val="FF0000"/>
           <w:kern w:val="2"/>
@@ -1392,46 +1118,246 @@
       </w:r>
       <w:r>
         <w:rPr>
-          <w:rFonts w:ascii="Garamond" w:eastAsia="Aptos" w:hAnsi="Garamond" w:cs="Times New Roman (Corps CS)"/>
+          <w:rFonts w:ascii="Brill" w:eastAsia="Aptos" w:hAnsi="Brill" w:cs="Times New Roman (Corps CS)"/>
           <w:color w:val="FF0000"/>
           <w:kern w:val="2"/>
           <w:lang w:val="fr-FR"/>
           <w14:ligatures w14:val="standardContextual"/>
         </w:rPr>
-        <w:t>. Quare noster Dominus Iesus, cum crucis supplicium pertulit, trigesimum tertium annum agebat?</w:t>
-      </w:r>
+        <w:t xml:space="preserve">. </w:t>
+      </w:r>
+      <w:proofErr w:type="spellStart"/>
+      <w:r>
+        <w:rPr>
+          <w:rFonts w:ascii="Brill" w:eastAsia="Aptos" w:hAnsi="Brill" w:cs="Times New Roman (Corps CS)"/>
+          <w:color w:val="FF0000"/>
+          <w:kern w:val="2"/>
+          <w:lang w:val="fr-FR"/>
+          <w14:ligatures w14:val="standardContextual"/>
+        </w:rPr>
+        <w:t>Quare</w:t>
+      </w:r>
+      <w:proofErr w:type="spellEnd"/>
+      <w:r>
+        <w:rPr>
+          <w:rFonts w:ascii="Brill" w:eastAsia="Aptos" w:hAnsi="Brill" w:cs="Times New Roman (Corps CS)"/>
+          <w:color w:val="FF0000"/>
+          <w:kern w:val="2"/>
+          <w:lang w:val="fr-FR"/>
+          <w14:ligatures w14:val="standardContextual"/>
+        </w:rPr>
+        <w:t xml:space="preserve"> noster Dominus </w:t>
+      </w:r>
+      <w:proofErr w:type="spellStart"/>
+      <w:r>
+        <w:rPr>
+          <w:rFonts w:ascii="Brill" w:eastAsia="Aptos" w:hAnsi="Brill" w:cs="Times New Roman (Corps CS)"/>
+          <w:color w:val="FF0000"/>
+          <w:kern w:val="2"/>
+          <w:lang w:val="fr-FR"/>
+          <w14:ligatures w14:val="standardContextual"/>
+        </w:rPr>
+        <w:t>Iesus</w:t>
+      </w:r>
+      <w:proofErr w:type="spellEnd"/>
+      <w:r>
+        <w:rPr>
+          <w:rFonts w:ascii="Brill" w:eastAsia="Aptos" w:hAnsi="Brill" w:cs="Times New Roman (Corps CS)"/>
+          <w:color w:val="FF0000"/>
+          <w:kern w:val="2"/>
+          <w:lang w:val="fr-FR"/>
+          <w14:ligatures w14:val="standardContextual"/>
+        </w:rPr>
+        <w:t xml:space="preserve">, cum </w:t>
+      </w:r>
+      <w:proofErr w:type="spellStart"/>
+      <w:r>
+        <w:rPr>
+          <w:rFonts w:ascii="Brill" w:eastAsia="Aptos" w:hAnsi="Brill" w:cs="Times New Roman (Corps CS)"/>
+          <w:color w:val="FF0000"/>
+          <w:kern w:val="2"/>
+          <w:lang w:val="fr-FR"/>
+          <w14:ligatures w14:val="standardContextual"/>
+        </w:rPr>
+        <w:t>crucis</w:t>
+      </w:r>
+      <w:proofErr w:type="spellEnd"/>
+      <w:r>
+        <w:rPr>
+          <w:rFonts w:ascii="Brill" w:eastAsia="Aptos" w:hAnsi="Brill" w:cs="Times New Roman (Corps CS)"/>
+          <w:color w:val="FF0000"/>
+          <w:kern w:val="2"/>
+          <w:lang w:val="fr-FR"/>
+          <w14:ligatures w14:val="standardContextual"/>
+        </w:rPr>
+        <w:t xml:space="preserve"> </w:t>
+      </w:r>
+      <w:proofErr w:type="spellStart"/>
+      <w:r>
+        <w:rPr>
+          <w:rFonts w:ascii="Brill" w:eastAsia="Aptos" w:hAnsi="Brill" w:cs="Times New Roman (Corps CS)"/>
+          <w:color w:val="FF0000"/>
+          <w:kern w:val="2"/>
+          <w:lang w:val="fr-FR"/>
+          <w14:ligatures w14:val="standardContextual"/>
+        </w:rPr>
+        <w:t>supplicium</w:t>
+      </w:r>
+      <w:proofErr w:type="spellEnd"/>
+      <w:r>
+        <w:rPr>
+          <w:rFonts w:ascii="Brill" w:eastAsia="Aptos" w:hAnsi="Brill" w:cs="Times New Roman (Corps CS)"/>
+          <w:color w:val="FF0000"/>
+          <w:kern w:val="2"/>
+          <w:lang w:val="fr-FR"/>
+          <w14:ligatures w14:val="standardContextual"/>
+        </w:rPr>
+        <w:t xml:space="preserve"> </w:t>
+      </w:r>
+      <w:proofErr w:type="spellStart"/>
+      <w:r>
+        <w:rPr>
+          <w:rFonts w:ascii="Brill" w:eastAsia="Aptos" w:hAnsi="Brill" w:cs="Times New Roman (Corps CS)"/>
+          <w:color w:val="FF0000"/>
+          <w:kern w:val="2"/>
+          <w:lang w:val="fr-FR"/>
+          <w14:ligatures w14:val="standardContextual"/>
+        </w:rPr>
+        <w:t>pertulit</w:t>
+      </w:r>
+      <w:proofErr w:type="spellEnd"/>
+      <w:r>
+        <w:rPr>
+          <w:rFonts w:ascii="Brill" w:eastAsia="Aptos" w:hAnsi="Brill" w:cs="Times New Roman (Corps CS)"/>
+          <w:color w:val="FF0000"/>
+          <w:kern w:val="2"/>
+          <w:lang w:val="fr-FR"/>
+          <w14:ligatures w14:val="standardContextual"/>
+        </w:rPr>
+        <w:t xml:space="preserve">, </w:t>
+      </w:r>
+      <w:proofErr w:type="spellStart"/>
+      <w:r>
+        <w:rPr>
+          <w:rFonts w:ascii="Brill" w:eastAsia="Aptos" w:hAnsi="Brill" w:cs="Times New Roman (Corps CS)"/>
+          <w:color w:val="FF0000"/>
+          <w:kern w:val="2"/>
+          <w:lang w:val="fr-FR"/>
+          <w14:ligatures w14:val="standardContextual"/>
+        </w:rPr>
+        <w:t>trigesimum</w:t>
+      </w:r>
+      <w:proofErr w:type="spellEnd"/>
+      <w:r>
+        <w:rPr>
+          <w:rFonts w:ascii="Brill" w:eastAsia="Aptos" w:hAnsi="Brill" w:cs="Times New Roman (Corps CS)"/>
+          <w:color w:val="FF0000"/>
+          <w:kern w:val="2"/>
+          <w:lang w:val="fr-FR"/>
+          <w14:ligatures w14:val="standardContextual"/>
+        </w:rPr>
+        <w:t xml:space="preserve"> </w:t>
+      </w:r>
+      <w:proofErr w:type="spellStart"/>
+      <w:r>
+        <w:rPr>
+          <w:rFonts w:ascii="Brill" w:eastAsia="Aptos" w:hAnsi="Brill" w:cs="Times New Roman (Corps CS)"/>
+          <w:color w:val="FF0000"/>
+          <w:kern w:val="2"/>
+          <w:lang w:val="fr-FR"/>
+          <w14:ligatures w14:val="standardContextual"/>
+        </w:rPr>
+        <w:t>tertium</w:t>
+      </w:r>
+      <w:proofErr w:type="spellEnd"/>
+      <w:r>
+        <w:rPr>
+          <w:rFonts w:ascii="Brill" w:eastAsia="Aptos" w:hAnsi="Brill" w:cs="Times New Roman (Corps CS)"/>
+          <w:color w:val="FF0000"/>
+          <w:kern w:val="2"/>
+          <w:lang w:val="fr-FR"/>
+          <w14:ligatures w14:val="standardContextual"/>
+        </w:rPr>
+        <w:t xml:space="preserve"> </w:t>
+      </w:r>
+      <w:proofErr w:type="spellStart"/>
+      <w:r>
+        <w:rPr>
+          <w:rFonts w:ascii="Brill" w:eastAsia="Aptos" w:hAnsi="Brill" w:cs="Times New Roman (Corps CS)"/>
+          <w:color w:val="FF0000"/>
+          <w:kern w:val="2"/>
+          <w:lang w:val="fr-FR"/>
+          <w14:ligatures w14:val="standardContextual"/>
+        </w:rPr>
+        <w:t>annum</w:t>
+      </w:r>
+      <w:proofErr w:type="spellEnd"/>
+      <w:r>
+        <w:rPr>
+          <w:rFonts w:ascii="Brill" w:eastAsia="Aptos" w:hAnsi="Brill" w:cs="Times New Roman (Corps CS)"/>
+          <w:color w:val="FF0000"/>
+          <w:kern w:val="2"/>
+          <w:lang w:val="fr-FR"/>
+          <w14:ligatures w14:val="standardContextual"/>
+        </w:rPr>
+        <w:t xml:space="preserve"> </w:t>
+      </w:r>
+      <w:proofErr w:type="spellStart"/>
+      <w:proofErr w:type="gramStart"/>
+      <w:r>
+        <w:rPr>
+          <w:rFonts w:ascii="Brill" w:eastAsia="Aptos" w:hAnsi="Brill" w:cs="Times New Roman (Corps CS)"/>
+          <w:color w:val="FF0000"/>
+          <w:kern w:val="2"/>
+          <w:lang w:val="fr-FR"/>
+          <w14:ligatures w14:val="standardContextual"/>
+        </w:rPr>
+        <w:t>agebat</w:t>
+      </w:r>
+      <w:proofErr w:type="spellEnd"/>
+      <w:r>
+        <w:rPr>
+          <w:rFonts w:ascii="Brill" w:eastAsia="Aptos" w:hAnsi="Brill" w:cs="Times New Roman (Corps CS)"/>
+          <w:color w:val="FF0000"/>
+          <w:kern w:val="2"/>
+          <w:lang w:val="fr-FR"/>
+          <w14:ligatures w14:val="standardContextual"/>
+        </w:rPr>
+        <w:t>?</w:t>
+      </w:r>
+      <w:proofErr w:type="gramEnd"/>
     </w:p>
     <w:p>
       <w:pPr>
         <w:rPr>
-          <w:rFonts w:ascii="Garamond" w:hAnsi="Garamond"/>
+          <w:rFonts w:ascii="Brill" w:hAnsi="Brill"/>
           <w:color w:val="FF0000"/>
           <w:lang w:val="es-ES"/>
         </w:rPr>
       </w:pPr>
       <w:r>
         <w:rPr>
-          <w:rFonts w:ascii="Garamond" w:hAnsi="Garamond"/>
+          <w:rFonts w:ascii="Brill" w:hAnsi="Brill"/>
           <w:lang w:val="es-ES"/>
         </w:rPr>
         <w:t xml:space="preserve">G: </w:t>
       </w:r>
       <w:r>
         <w:rPr>
-          <w:rFonts w:ascii="Garamond" w:hAnsi="Garamond"/>
+          <w:rFonts w:ascii="Brill" w:hAnsi="Brill"/>
         </w:rPr>
         <w:t>73v</w:t>
       </w:r>
       <w:r>
         <w:rPr>
-          <w:rFonts w:ascii="Garamond" w:hAnsi="Garamond"/>
-          <w:lang w:val="es-ES"/>
-        </w:rPr>
-        <w:t xml:space="preserve"> </w:t>
-      </w:r>
-      <w:r>
-        <w:rPr>
-          <w:rFonts w:ascii="Garamond" w:hAnsi="Garamond"/>
+          <w:rFonts w:ascii="Brill" w:hAnsi="Brill"/>
+          <w:lang w:val="es-ES"/>
+        </w:rPr>
+        <w:t xml:space="preserve"> </w:t>
+      </w:r>
+      <w:r>
+        <w:rPr>
+          <w:rFonts w:ascii="Brill" w:hAnsi="Brill"/>
           <w:color w:val="FF0000"/>
         </w:rPr>
         <w:t>Pregunta del diciplo al maestro</w:t>
@@ -1440,48 +1366,48 @@
     <w:p>
       <w:pPr>
         <w:rPr>
-          <w:rFonts w:ascii="Garamond" w:hAnsi="Garamond"/>
+          <w:rFonts w:ascii="Brill" w:hAnsi="Brill"/>
           <w:lang w:val="es-ES"/>
         </w:rPr>
       </w:pPr>
       <w:r>
         <w:rPr>
-          <w:rFonts w:ascii="Garamond" w:hAnsi="Garamond"/>
+          <w:rFonts w:ascii="Brill" w:hAnsi="Brill"/>
           <w:lang w:val="es-ES"/>
         </w:rPr>
         <w:t xml:space="preserve">G: </w:t>
       </w:r>
       <w:r>
         <w:rPr>
-          <w:rFonts w:ascii="Garamond" w:hAnsi="Garamond"/>
+          <w:rFonts w:ascii="Brill" w:hAnsi="Brill"/>
         </w:rPr>
         <w:t>74r</w:t>
       </w:r>
       <w:r>
         <w:rPr>
-          <w:rFonts w:ascii="Garamond" w:hAnsi="Garamond"/>
-          <w:lang w:val="es-ES"/>
-        </w:rPr>
-        <w:t xml:space="preserve"> </w:t>
-      </w:r>
-      <w:r>
-        <w:rPr>
-          <w:rFonts w:ascii="Garamond" w:hAnsi="Garamond"/>
+          <w:rFonts w:ascii="Brill" w:hAnsi="Brill"/>
+          <w:lang w:val="es-ES"/>
+        </w:rPr>
+        <w:t xml:space="preserve"> </w:t>
+      </w:r>
+      <w:r>
+        <w:rPr>
+          <w:rFonts w:ascii="Brill" w:hAnsi="Brill"/>
           <w:color w:val="FF0000"/>
         </w:rPr>
         <w:t>Respuesta que dio el maestro</w:t>
       </w:r>
       <w:r>
         <w:rPr>
-          <w:rFonts w:ascii="Garamond" w:hAnsi="Garamond"/>
-          <w:color w:val="FF0000"/>
-          <w:lang w:val="es-ES"/>
-        </w:rPr>
-        <w:t xml:space="preserve"> </w:t>
-      </w:r>
-      <w:r>
-        <w:rPr>
-          <w:rFonts w:ascii="Garamond" w:hAnsi="Garamond"/>
+          <w:rFonts w:ascii="Brill" w:hAnsi="Brill"/>
+          <w:color w:val="FF0000"/>
+          <w:lang w:val="es-ES"/>
+        </w:rPr>
+        <w:t xml:space="preserve"> </w:t>
+      </w:r>
+      <w:r>
+        <w:rPr>
+          <w:rFonts w:ascii="Brill" w:hAnsi="Brill"/>
           <w:lang w:val="es-ES"/>
         </w:rPr>
         <w:t>(después de pregunta)</w:t>
@@ -1490,59 +1416,35 @@
     <w:p>
       <w:pPr>
         <w:rPr>
-          <w:rFonts w:ascii="Garamond" w:hAnsi="Garamond"/>
+          <w:rFonts w:ascii="Brill" w:hAnsi="Brill"/>
           <w:color w:val="FF0000"/>
           <w:lang w:val="es-ES"/>
         </w:rPr>
       </w:pPr>
       <w:r>
         <w:rPr>
-          <w:rFonts w:ascii="Garamond" w:hAnsi="Garamond"/>
+          <w:rFonts w:ascii="Brill" w:hAnsi="Brill"/>
           <w:lang w:val="es-ES"/>
         </w:rPr>
         <w:t xml:space="preserve">H: </w:t>
       </w:r>
       <w:r>
         <w:rPr>
-          <w:rFonts w:ascii="Garamond" w:hAnsi="Garamond"/>
+          <w:rFonts w:ascii="Brill" w:hAnsi="Brill"/>
         </w:rPr>
         <w:t xml:space="preserve">21v </w:t>
       </w:r>
       <w:r>
         <w:rPr>
-          <w:rFonts w:ascii="Garamond" w:hAnsi="Garamond"/>
-          <w:color w:val="FF0000"/>
-          <w:lang w:val="es-ES"/>
-        </w:rPr>
-        <w:t>Cap</w:t>
-      </w:r>
-      <w:r>
-        <w:rPr>
-          <w:rFonts w:ascii="Garamond" w:hAnsi="Garamond"/>
-          <w:color w:val="FF0000"/>
-          <w:lang w:val="es-ES"/>
-        </w:rPr>
-        <w:t>í</w:t>
-      </w:r>
-      <w:r>
-        <w:rPr>
-          <w:rFonts w:ascii="Garamond" w:hAnsi="Garamond"/>
-          <w:color w:val="FF0000"/>
-          <w:lang w:val="es-ES"/>
-        </w:rPr>
-        <w:t>tulo</w:t>
-      </w:r>
-      <w:r>
-        <w:rPr>
-          <w:rFonts w:ascii="Garamond" w:hAnsi="Garamond"/>
-          <w:color w:val="FF0000"/>
-          <w:lang w:val="es-ES"/>
-        </w:rPr>
-        <w:t xml:space="preserve"> </w:t>
-      </w:r>
-      <w:r>
-        <w:rPr>
-          <w:rFonts w:ascii="Garamond" w:hAnsi="Garamond"/>
+          <w:rFonts w:ascii="Brill" w:hAnsi="Brill"/>
+          <w:color w:val="FF0000"/>
+          <w:lang w:val="es-ES"/>
+        </w:rPr>
+        <w:t xml:space="preserve">Capítulo </w:t>
+      </w:r>
+      <w:r>
+        <w:rPr>
+          <w:rFonts w:ascii="Brill" w:hAnsi="Brill"/>
           <w:smallCaps/>
           <w:color w:val="FF0000"/>
         </w:rPr>
@@ -1550,7 +1452,7 @@
       </w:r>
       <w:r>
         <w:rPr>
-          <w:rFonts w:ascii="Garamond" w:hAnsi="Garamond"/>
+          <w:rFonts w:ascii="Brill" w:hAnsi="Brill"/>
           <w:color w:val="FF0000"/>
           <w:vertAlign w:val="superscript"/>
         </w:rPr>
@@ -1558,7 +1460,7 @@
       </w:r>
       <w:r>
         <w:rPr>
-          <w:rFonts w:ascii="Garamond" w:hAnsi="Garamond"/>
+          <w:rFonts w:ascii="Brill" w:hAnsi="Brill"/>
           <w:color w:val="FF0000"/>
           <w:lang w:val="es-ES"/>
         </w:rPr>
@@ -1566,14 +1468,14 @@
       </w:r>
       <w:r>
         <w:rPr>
-          <w:rFonts w:ascii="Garamond" w:hAnsi="Garamond"/>
-          <w:color w:val="FF0000"/>
-        </w:rPr>
-        <w:t xml:space="preserve"> </w:t>
-      </w:r>
-      <w:r>
-        <w:rPr>
-          <w:rFonts w:ascii="Garamond" w:hAnsi="Garamond"/>
+          <w:rFonts w:ascii="Brill" w:hAnsi="Brill"/>
+          <w:color w:val="FF0000"/>
+        </w:rPr>
+        <w:t xml:space="preserve"> </w:t>
+      </w:r>
+      <w:r>
+        <w:rPr>
+          <w:rFonts w:ascii="Brill" w:hAnsi="Brill"/>
           <w:color w:val="FF0000"/>
           <w:lang w:val="es-ES"/>
         </w:rPr>
@@ -1581,116 +1483,73 @@
       </w:r>
       <w:r>
         <w:rPr>
-          <w:rFonts w:ascii="Garamond" w:hAnsi="Garamond"/>
-          <w:color w:val="FF0000"/>
-        </w:rPr>
-        <w:t>or qu</w:t>
-      </w:r>
-      <w:r>
-        <w:rPr>
-          <w:rFonts w:ascii="Garamond" w:hAnsi="Garamond"/>
-          <w:color w:val="FF0000"/>
-        </w:rPr>
-        <w:t>é</w:t>
-      </w:r>
-      <w:r>
-        <w:rPr>
-          <w:rFonts w:ascii="Garamond" w:hAnsi="Garamond"/>
-          <w:color w:val="FF0000"/>
-        </w:rPr>
-        <w:t xml:space="preserve"> raz</w:t>
-      </w:r>
-      <w:r>
-        <w:rPr>
-          <w:rFonts w:ascii="Garamond" w:hAnsi="Garamond"/>
+          <w:rFonts w:ascii="Brill" w:hAnsi="Brill"/>
+          <w:color w:val="FF0000"/>
+        </w:rPr>
+        <w:t xml:space="preserve">or qué razón </w:t>
+      </w:r>
+      <w:r>
+        <w:rPr>
+          <w:rFonts w:ascii="Brill" w:hAnsi="Brill"/>
+          <w:color w:val="FF0000"/>
+        </w:rPr>
+        <w:t xml:space="preserve">quiso el </w:t>
+      </w:r>
+      <w:r>
+        <w:rPr>
+          <w:rFonts w:ascii="Brill" w:hAnsi="Brill"/>
+          <w:color w:val="FF0000"/>
+          <w:lang w:val="es-ES"/>
+        </w:rPr>
+        <w:t>Nuestro Señor</w:t>
+      </w:r>
+      <w:r>
+        <w:rPr>
+          <w:rFonts w:ascii="Brill" w:hAnsi="Brill"/>
+          <w:color w:val="FF0000"/>
+        </w:rPr>
+        <w:t xml:space="preserve"> </w:t>
+      </w:r>
+      <w:r>
+        <w:rPr>
+          <w:rFonts w:ascii="Brill" w:hAnsi="Brill"/>
+          <w:color w:val="FF0000"/>
+        </w:rPr>
+        <w:t xml:space="preserve">de edat de treinta </w:t>
+      </w:r>
+      <w:proofErr w:type="gramStart"/>
+      <w:r>
+        <w:rPr>
+          <w:rFonts w:ascii="Brill" w:hAnsi="Brill"/>
+          <w:color w:val="FF0000"/>
+        </w:rPr>
+        <w:t>e</w:t>
+      </w:r>
+      <w:proofErr w:type="gramEnd"/>
+      <w:r>
+        <w:rPr>
+          <w:rFonts w:ascii="Brill" w:hAnsi="Brill"/>
+          <w:color w:val="FF0000"/>
+        </w:rPr>
+        <w:t xml:space="preserve"> tres años que non tom</w:t>
+      </w:r>
+      <w:r>
+        <w:rPr>
+          <w:rFonts w:ascii="Brill" w:hAnsi="Brill"/>
           <w:color w:val="FF0000"/>
         </w:rPr>
         <w:t>ó</w:t>
       </w:r>
       <w:r>
         <w:rPr>
-          <w:rFonts w:ascii="Garamond" w:hAnsi="Garamond"/>
-          <w:color w:val="FF0000"/>
-        </w:rPr>
-        <w:t>n</w:t>
-      </w:r>
-      <w:r>
-        <w:rPr>
-          <w:rFonts w:ascii="Garamond" w:hAnsi="Garamond"/>
-          <w:color w:val="FF0000"/>
-        </w:rPr>
-        <w:t xml:space="preserve"> </w:t>
-      </w:r>
-      <w:r>
-        <w:rPr>
-          <w:rFonts w:ascii="Garamond" w:hAnsi="Garamond"/>
-          <w:color w:val="FF0000"/>
-        </w:rPr>
-        <w:t xml:space="preserve">quiso el </w:t>
-      </w:r>
-      <w:r>
-        <w:rPr>
-          <w:rFonts w:ascii="Garamond" w:hAnsi="Garamond"/>
-          <w:color w:val="FF0000"/>
-          <w:lang w:val="es-ES"/>
-        </w:rPr>
-        <w:t>N</w:t>
-      </w:r>
-      <w:r>
-        <w:rPr>
-          <w:rFonts w:ascii="Garamond" w:hAnsi="Garamond"/>
-          <w:color w:val="FF0000"/>
-          <w:lang w:val="es-ES"/>
-        </w:rPr>
-        <w:t xml:space="preserve">uestro </w:t>
-      </w:r>
-      <w:r>
-        <w:rPr>
-          <w:rFonts w:ascii="Garamond" w:hAnsi="Garamond"/>
-          <w:color w:val="FF0000"/>
-          <w:lang w:val="es-ES"/>
-        </w:rPr>
-        <w:t>S</w:t>
-      </w:r>
-      <w:r>
-        <w:rPr>
-          <w:rFonts w:ascii="Garamond" w:hAnsi="Garamond"/>
-          <w:color w:val="FF0000"/>
-          <w:lang w:val="es-ES"/>
-        </w:rPr>
-        <w:t>eñor</w:t>
-      </w:r>
-      <w:r>
-        <w:rPr>
-          <w:rFonts w:ascii="Garamond" w:hAnsi="Garamond"/>
-          <w:color w:val="FF0000"/>
-        </w:rPr>
-        <w:t xml:space="preserve"> </w:t>
-      </w:r>
-      <w:r>
-        <w:rPr>
-          <w:rFonts w:ascii="Garamond" w:hAnsi="Garamond"/>
-          <w:color w:val="FF0000"/>
-        </w:rPr>
-        <w:t>de edat de treinta e tres años que non tom</w:t>
-      </w:r>
-      <w:r>
-        <w:rPr>
-          <w:rFonts w:ascii="Garamond" w:hAnsi="Garamond"/>
-          <w:color w:val="FF0000"/>
-        </w:rPr>
-        <w:t>ó</w:t>
-      </w:r>
-      <w:r>
-        <w:rPr>
-          <w:rFonts w:ascii="Garamond" w:hAnsi="Garamond"/>
+          <w:rFonts w:ascii="Brill" w:hAnsi="Brill"/>
           <w:color w:val="FF0000"/>
         </w:rPr>
         <w:t xml:space="preserve"> muerte</w:t>
       </w:r>
       <w:r>
         <w:rPr>
-          <w:rFonts w:ascii="Garamond" w:hAnsi="Garamond"/>
+          <w:rFonts w:ascii="Brill" w:hAnsi="Brill"/>
           <w:color w:val="FF0000"/>
           <w:lang w:val="es-ES"/>
         </w:rPr>
@@ -1700,7 +1559,7 @@
     <w:p>
       <w:pPr>
         <w:rPr>
-          <w:rFonts w:ascii="Garamond" w:hAnsi="Garamond" w:cs="Times New Roman (Corps CS)"/>
+          <w:rFonts w:ascii="Brill" w:hAnsi="Brill" w:cs="Times New Roman (Corps CS)"/>
           <w:color w:val="FF0000"/>
           <w:kern w:val="2"/>
           <w14:ligatures w14:val="standardContextual"/>
@@ -1708,7 +1567,7 @@
       </w:pPr>
       <w:r>
         <w:rPr>
-          <w:rFonts w:ascii="Garamond" w:hAnsi="Garamond" w:cs="Times New Roman (Corps CS)"/>
+          <w:rFonts w:ascii="Brill" w:hAnsi="Brill" w:cs="Times New Roman (Corps CS)"/>
           <w:kern w:val="2"/>
           <w:lang w:val="es-ES"/>
           <w14:ligatures w14:val="standardContextual"/>
@@ -1717,17 +1576,17 @@
       </w:r>
       <w:r>
         <w:rPr>
-          <w:rFonts w:ascii="Garamond" w:hAnsi="Garamond" w:cs="Times New Roman (Corps CS)"/>
-          <w:color w:val="FF0000"/>
-          <w:kern w:val="2"/>
-          <w:lang w:val="es-ES"/>
-          <w14:ligatures w14:val="standardContextual"/>
-        </w:rPr>
-        <w:t xml:space="preserve"> </w:t>
-      </w:r>
-      <w:r>
-        <w:rPr>
-          <w:rFonts w:ascii="Garamond" w:hAnsi="Garamond" w:cs="Times New Roman (Corps CS)"/>
+          <w:rFonts w:ascii="Brill" w:hAnsi="Brill" w:cs="Times New Roman (Corps CS)"/>
+          <w:color w:val="FF0000"/>
+          <w:kern w:val="2"/>
+          <w:lang w:val="es-ES"/>
+          <w14:ligatures w14:val="standardContextual"/>
+        </w:rPr>
+        <w:t xml:space="preserve"> </w:t>
+      </w:r>
+      <w:r>
+        <w:rPr>
+          <w:rFonts w:ascii="Brill" w:hAnsi="Brill" w:cs="Times New Roman (Corps CS)"/>
           <w:color w:val="FF0000"/>
           <w:kern w:val="2"/>
           <w14:ligatures w14:val="standardContextual"/>
@@ -1736,7 +1595,7 @@
       </w:r>
       <w:r>
         <w:rPr>
-          <w:rFonts w:ascii="Garamond" w:hAnsi="Garamond" w:cs="Times New Roman (Corps CS)"/>
+          <w:rFonts w:ascii="Brill" w:hAnsi="Brill" w:cs="Times New Roman (Corps CS)"/>
           <w:color w:val="FF0000"/>
           <w:kern w:val="2"/>
           <w:lang w:val="es-ES"/>
@@ -1746,16 +1605,16 @@
       </w:r>
       <w:r>
         <w:rPr>
-          <w:rFonts w:ascii="Garamond" w:hAnsi="Garamond" w:cs="Times New Roman (Corps CS)"/>
-          <w:color w:val="FF0000"/>
-          <w:kern w:val="2"/>
-          <w14:ligatures w14:val="standardContextual"/>
-        </w:rPr>
-        <w:t xml:space="preserve"> </w:t>
-      </w:r>
-      <w:r>
-        <w:rPr>
-          <w:rFonts w:ascii="Garamond" w:hAnsi="Garamond" w:cs="Times New Roman (Corps CS)"/>
+          <w:rFonts w:ascii="Brill" w:hAnsi="Brill" w:cs="Times New Roman (Corps CS)"/>
+          <w:color w:val="FF0000"/>
+          <w:kern w:val="2"/>
+          <w14:ligatures w14:val="standardContextual"/>
+        </w:rPr>
+        <w:t xml:space="preserve"> </w:t>
+      </w:r>
+      <w:r>
+        <w:rPr>
+          <w:rFonts w:ascii="Brill" w:hAnsi="Brill" w:cs="Times New Roman (Corps CS)"/>
           <w:color w:val="FF0000"/>
           <w:kern w:val="2"/>
           <w:lang w:val="es-ES"/>
@@ -1765,7 +1624,7 @@
       </w:r>
       <w:r>
         <w:rPr>
-          <w:rFonts w:ascii="Garamond" w:hAnsi="Garamond" w:cs="Times New Roman (Corps CS)"/>
+          <w:rFonts w:ascii="Brill" w:hAnsi="Brill" w:cs="Times New Roman (Corps CS)"/>
           <w:color w:val="FF0000"/>
           <w:kern w:val="2"/>
           <w14:ligatures w14:val="standardContextual"/>
@@ -1774,7 +1633,7 @@
       </w:r>
       <w:r>
         <w:rPr>
-          <w:rFonts w:ascii="Garamond" w:hAnsi="Garamond" w:cs="Times New Roman (Corps CS)"/>
+          <w:rFonts w:ascii="Brill" w:hAnsi="Brill" w:cs="Times New Roman (Corps CS)"/>
           <w:color w:val="FF0000"/>
           <w:kern w:val="2"/>
           <w:lang w:val="es-ES"/>
@@ -1784,16 +1643,56 @@
       </w:r>
       <w:r>
         <w:rPr>
-          <w:rFonts w:ascii="Garamond" w:hAnsi="Garamond" w:cs="Times New Roman (Corps CS)"/>
-          <w:color w:val="FF0000"/>
-          <w:kern w:val="2"/>
-          <w14:ligatures w14:val="standardContextual"/>
-        </w:rPr>
-        <w:t xml:space="preserve">ios ser de treinta e dos años e medio </w:t>
-      </w:r>
-      <w:r>
-        <w:rPr>
-          <w:rFonts w:ascii="Garamond" w:hAnsi="Garamond" w:cs="Times New Roman (Corps CS)"/>
+          <w:rFonts w:ascii="Brill" w:hAnsi="Brill" w:cs="Times New Roman (Corps CS)"/>
+          <w:color w:val="FF0000"/>
+          <w:kern w:val="2"/>
+          <w14:ligatures w14:val="standardContextual"/>
+        </w:rPr>
+        <w:t xml:space="preserve">ios ser de treinta </w:t>
+      </w:r>
+      <w:proofErr w:type="gramStart"/>
+      <w:r>
+        <w:rPr>
+          <w:rFonts w:ascii="Brill" w:hAnsi="Brill" w:cs="Times New Roman (Corps CS)"/>
+          <w:color w:val="FF0000"/>
+          <w:kern w:val="2"/>
+          <w14:ligatures w14:val="standardContextual"/>
+        </w:rPr>
+        <w:t>e</w:t>
+      </w:r>
+      <w:proofErr w:type="gramEnd"/>
+      <w:r>
+        <w:rPr>
+          <w:rFonts w:ascii="Brill" w:hAnsi="Brill" w:cs="Times New Roman (Corps CS)"/>
+          <w:color w:val="FF0000"/>
+          <w:kern w:val="2"/>
+          <w14:ligatures w14:val="standardContextual"/>
+        </w:rPr>
+        <w:t xml:space="preserve"> dos años </w:t>
+      </w:r>
+      <w:proofErr w:type="gramStart"/>
+      <w:r>
+        <w:rPr>
+          <w:rFonts w:ascii="Brill" w:hAnsi="Brill" w:cs="Times New Roman (Corps CS)"/>
+          <w:color w:val="FF0000"/>
+          <w:kern w:val="2"/>
+          <w14:ligatures w14:val="standardContextual"/>
+        </w:rPr>
+        <w:t>e</w:t>
+      </w:r>
+      <w:proofErr w:type="gramEnd"/>
+      <w:r>
+        <w:rPr>
+          <w:rFonts w:ascii="Brill" w:hAnsi="Brill" w:cs="Times New Roman (Corps CS)"/>
+          <w:color w:val="FF0000"/>
+          <w:kern w:val="2"/>
+          <w14:ligatures w14:val="standardContextual"/>
+        </w:rPr>
+        <w:t xml:space="preserve"> medio </w:t>
+      </w:r>
+      <w:r>
+        <w:rPr>
+          <w:rFonts w:ascii="Brill" w:hAnsi="Brill" w:cs="Times New Roman (Corps CS)"/>
           <w:color w:val="FF0000"/>
           <w:kern w:val="2"/>
           <w:lang w:val="es-ES"/>
@@ -1803,7 +1702,7 @@
       </w:r>
       <w:r>
         <w:rPr>
-          <w:rFonts w:ascii="Garamond" w:hAnsi="Garamond" w:cs="Times New Roman (Corps CS)"/>
+          <w:rFonts w:ascii="Brill" w:hAnsi="Brill" w:cs="Times New Roman (Corps CS)"/>
           <w:color w:val="FF0000"/>
           <w:kern w:val="2"/>
           <w14:ligatures w14:val="standardContextual"/>
@@ -1812,17 +1711,17 @@
       </w:r>
       <w:r>
         <w:rPr>
-          <w:rFonts w:ascii="Garamond" w:hAnsi="Garamond" w:cs="Times New Roman (Corps CS)"/>
-          <w:color w:val="FF0000"/>
-          <w:kern w:val="2"/>
-          <w:lang w:val="es-ES"/>
-          <w14:ligatures w14:val="standardContextual"/>
-        </w:rPr>
-        <w:t xml:space="preserve"> </w:t>
-      </w:r>
-      <w:r>
-        <w:rPr>
-          <w:rFonts w:ascii="Garamond" w:hAnsi="Garamond" w:cs="Times New Roman (Corps CS)"/>
+          <w:rFonts w:ascii="Brill" w:hAnsi="Brill" w:cs="Times New Roman (Corps CS)"/>
+          <w:color w:val="FF0000"/>
+          <w:kern w:val="2"/>
+          <w:lang w:val="es-ES"/>
+          <w14:ligatures w14:val="standardContextual"/>
+        </w:rPr>
+        <w:t xml:space="preserve"> </w:t>
+      </w:r>
+      <w:r>
+        <w:rPr>
+          <w:rFonts w:ascii="Brill" w:hAnsi="Brill" w:cs="Times New Roman (Corps CS)"/>
           <w:color w:val="FF0000"/>
           <w:kern w:val="2"/>
           <w14:ligatures w14:val="standardContextual"/>
@@ -1833,13 +1732,13 @@
     <w:p>
       <w:pPr>
         <w:rPr>
-          <w:rFonts w:ascii="Garamond" w:hAnsi="Garamond"/>
+          <w:rFonts w:ascii="Brill" w:hAnsi="Brill"/>
           <w:lang w:val="es-ES"/>
         </w:rPr>
       </w:pPr>
       <w:r>
         <w:rPr>
-          <w:rFonts w:ascii="Garamond" w:hAnsi="Garamond" w:cs="Times New Roman (Corps CS)"/>
+          <w:rFonts w:ascii="Brill" w:hAnsi="Brill" w:cs="Times New Roman (Corps CS)"/>
           <w:kern w:val="2"/>
           <w:lang w:val="es-ES"/>
           <w14:ligatures w14:val="standardContextual"/>
@@ -1848,7 +1747,7 @@
       </w:r>
       <w:r>
         <w:rPr>
-          <w:rFonts w:ascii="Garamond" w:hAnsi="Garamond" w:cs="Times New Roman (Corps CS)"/>
+          <w:rFonts w:ascii="Brill" w:hAnsi="Brill" w:cs="Times New Roman (Corps CS)"/>
           <w:kern w:val="2"/>
           <w14:ligatures w14:val="standardContextual"/>
         </w:rPr>
@@ -1856,7 +1755,7 @@
       </w:r>
       <w:r>
         <w:rPr>
-          <w:rFonts w:ascii="Garamond" w:hAnsi="Garamond" w:cs="Times New Roman (Corps CS)"/>
+          <w:rFonts w:ascii="Brill" w:hAnsi="Brill" w:cs="Times New Roman (Corps CS)"/>
           <w:color w:val="FF0000"/>
           <w:kern w:val="2"/>
           <w14:ligatures w14:val="standardContextual"/>
@@ -1865,7 +1764,7 @@
       </w:r>
       <w:r>
         <w:rPr>
-          <w:rFonts w:ascii="Garamond" w:hAnsi="Garamond" w:cs="Times New Roman (Corps CS)"/>
+          <w:rFonts w:ascii="Brill" w:hAnsi="Brill" w:cs="Times New Roman (Corps CS)"/>
           <w:smallCaps/>
           <w:color w:val="FF0000"/>
           <w:kern w:val="2"/>
@@ -1875,7 +1774,7 @@
       </w:r>
       <w:r>
         <w:rPr>
-          <w:rFonts w:ascii="Garamond" w:hAnsi="Garamond" w:cs="Times New Roman (Corps CS)"/>
+          <w:rFonts w:ascii="Brill" w:hAnsi="Brill" w:cs="Times New Roman (Corps CS)"/>
           <w:color w:val="FF0000"/>
           <w:kern w:val="2"/>
           <w:lang w:val="es-ES"/>
@@ -1885,16 +1784,16 @@
       </w:r>
       <w:r>
         <w:rPr>
-          <w:rFonts w:ascii="Garamond" w:hAnsi="Garamond" w:cs="Times New Roman (Corps CS)"/>
-          <w:color w:val="FF0000"/>
-          <w:kern w:val="2"/>
-          <w14:ligatures w14:val="standardContextual"/>
-        </w:rPr>
-        <w:t xml:space="preserve"> </w:t>
-      </w:r>
-      <w:r>
-        <w:rPr>
-          <w:rFonts w:ascii="Garamond" w:hAnsi="Garamond" w:cs="Times New Roman (Corps CS)"/>
+          <w:rFonts w:ascii="Brill" w:hAnsi="Brill" w:cs="Times New Roman (Corps CS)"/>
+          <w:color w:val="FF0000"/>
+          <w:kern w:val="2"/>
+          <w14:ligatures w14:val="standardContextual"/>
+        </w:rPr>
+        <w:t xml:space="preserve"> </w:t>
+      </w:r>
+      <w:r>
+        <w:rPr>
+          <w:rFonts w:ascii="Brill" w:hAnsi="Brill" w:cs="Times New Roman (Corps CS)"/>
           <w:color w:val="FF0000"/>
           <w:kern w:val="2"/>
           <w:lang w:val="es-ES"/>
@@ -1904,7 +1803,7 @@
       </w:r>
       <w:r>
         <w:rPr>
-          <w:rFonts w:ascii="Garamond" w:hAnsi="Garamond" w:cs="Times New Roman (Corps CS)"/>
+          <w:rFonts w:ascii="Brill" w:hAnsi="Brill" w:cs="Times New Roman (Corps CS)"/>
           <w:color w:val="FF0000"/>
           <w:kern w:val="2"/>
           <w14:ligatures w14:val="standardContextual"/>
@@ -1913,7 +1812,7 @@
       </w:r>
       <w:r>
         <w:rPr>
-          <w:rFonts w:ascii="Garamond" w:hAnsi="Garamond" w:cs="Times New Roman (Corps CS)"/>
+          <w:rFonts w:ascii="Brill" w:hAnsi="Brill" w:cs="Times New Roman (Corps CS)"/>
           <w:color w:val="FF0000"/>
           <w:kern w:val="2"/>
           <w:lang w:val="es-ES"/>
@@ -1923,7 +1822,7 @@
       </w:r>
       <w:r>
         <w:rPr>
-          <w:rFonts w:ascii="Garamond" w:hAnsi="Garamond" w:cs="Times New Roman (Corps CS)"/>
+          <w:rFonts w:ascii="Brill" w:hAnsi="Brill" w:cs="Times New Roman (Corps CS)"/>
           <w:color w:val="FF0000"/>
           <w:kern w:val="2"/>
           <w14:ligatures w14:val="standardContextual"/>
@@ -1932,7 +1831,7 @@
       </w:r>
       <w:r>
         <w:rPr>
-          <w:rFonts w:ascii="Garamond" w:hAnsi="Garamond" w:cs="Times New Roman (Corps CS)"/>
+          <w:rFonts w:ascii="Brill" w:hAnsi="Brill" w:cs="Times New Roman (Corps CS)"/>
           <w:color w:val="FF0000"/>
           <w:kern w:val="2"/>
           <w:lang w:val="es-ES"/>
@@ -1942,7 +1841,7 @@
       </w:r>
       <w:r>
         <w:rPr>
-          <w:rFonts w:ascii="Garamond" w:hAnsi="Garamond" w:cs="Times New Roman (Corps CS)"/>
+          <w:rFonts w:ascii="Brill" w:hAnsi="Brill" w:cs="Times New Roman (Corps CS)"/>
           <w:color w:val="FF0000"/>
           <w:kern w:val="2"/>
           <w14:ligatures w14:val="standardContextual"/>
